--- a/docs/final/JUDE-美国首发决策方案.docx
+++ b/docs/final/JUDE-美国首发决策方案.docx
@@ -88,7 +88,7 @@
           <w:sz w:val="21"/>
           <w:szCs w:val="21"/>
         </w:rPr>
-        <w:t xml:space="preserve">CES 增加费用上限 37.3 万美元，第一阶段 8.9 万美元，提前备货 300 台 8.7 万美元，美方负责人 12 月起、资深销售 1 月起两个全职岗位。已签未付的 6.2 万美元（Jon 尾款 4.95、傲然 1.28）和 Adlink 按合同付，不在本次批准范围。</w:t>
+        <w:t xml:space="preserve">CES 增加费用上限 37.3 万美元，第一阶段 8.9 万美元，提前备货 300 台 8.7 万美元，美方负责人 12 月起、资深销售 1 月起两个全职岗位。已签未付的 6.2 万美元（Jon 尾款 4.95 万美元、傲然 1.28 万美元）和 Adlink 按合同付，不在本次批准范围。</w:t>
       </w:r>
     </w:p>
     <w:p>
@@ -2145,7 +2145,7 @@
                 <w:sz w:val="18"/>
                 <w:szCs w:val="18"/>
               </w:rPr>
-              <w:t xml:space="preserve">Lugg 两人上门纽约价目：46 美元起步加每英里 2.68、每分钟 1.94，公开示例 88 到 204 美元基于 5 英里、15 分钟人工，另有预订费。按每单 115 美元含失败重送预留，第二阶段逐单实测。</w:t>
+              <w:t xml:space="preserve">Lugg 两人上门纽约价目：46 美元起步加每英里 2.68 美元、每分钟 1.94 美元，公开示例 88 到 204 美元基于 5 英里、15 分钟人工，另有预订费。按每单 115 美元含失败重送预留，第二阶段逐单实测。</w:t>
             </w:r>
           </w:p>
         </w:tc>
@@ -2852,7 +2852,7 @@
                 <w:sz w:val="18"/>
                 <w:szCs w:val="18"/>
               </w:rPr>
-              <w:t xml:space="preserve">负责人每月 9,000、销售每月 8,000，为含税和差旅的预留，待招聘报价。</w:t>
+              <w:t xml:space="preserve">负责人每月 9,000 美元、销售每月 8,000 美元，为含税和差旅的预留，待招聘报价。</w:t>
             </w:r>
           </w:p>
         </w:tc>
@@ -2910,10 +2910,10 @@
         <w:tblLayout w:type="fixed"/>
       </w:tblPr>
       <w:tblGrid>
-        <w:gridCol w:w="572"/>
-        <w:gridCol w:w="3721"/>
-        <w:gridCol w:w="1526"/>
-        <w:gridCol w:w="3819"/>
+        <w:gridCol w:w="566"/>
+        <w:gridCol w:w="3779"/>
+        <w:gridCol w:w="1511"/>
+        <w:gridCol w:w="3782"/>
       </w:tblGrid>
       <w:tr>
         <w:trPr>
@@ -2921,7 +2921,7 @@
         </w:trPr>
         <w:tc>
           <w:tcPr>
-            <w:tcW w:type="dxa" w:w="572"/>
+            <w:tcW w:type="dxa" w:w="566"/>
             <w:tcBorders>
               <w:top w:val="single" w:color="BFBFBF" w:sz="4"/>
               <w:left w:val="single" w:color="BFBFBF" w:sz="4"/>
@@ -2954,7 +2954,7 @@
         </w:tc>
         <w:tc>
           <w:tcPr>
-            <w:tcW w:type="dxa" w:w="3721"/>
+            <w:tcW w:type="dxa" w:w="3779"/>
             <w:tcBorders>
               <w:top w:val="single" w:color="BFBFBF" w:sz="4"/>
               <w:left w:val="single" w:color="BFBFBF" w:sz="4"/>
@@ -2987,7 +2987,7 @@
         </w:tc>
         <w:tc>
           <w:tcPr>
-            <w:tcW w:type="dxa" w:w="1526"/>
+            <w:tcW w:type="dxa" w:w="1511"/>
             <w:tcBorders>
               <w:top w:val="single" w:color="BFBFBF" w:sz="4"/>
               <w:left w:val="single" w:color="BFBFBF" w:sz="4"/>
@@ -3020,7 +3020,7 @@
         </w:tc>
         <w:tc>
           <w:tcPr>
-            <w:tcW w:type="dxa" w:w="3819"/>
+            <w:tcW w:type="dxa" w:w="3782"/>
             <w:tcBorders>
               <w:top w:val="single" w:color="BFBFBF" w:sz="4"/>
               <w:left w:val="single" w:color="BFBFBF" w:sz="4"/>
@@ -3058,7 +3058,7 @@
         </w:trPr>
         <w:tc>
           <w:tcPr>
-            <w:tcW w:type="dxa" w:w="572"/>
+            <w:tcW w:type="dxa" w:w="566"/>
             <w:tcBorders>
               <w:top w:val="single" w:color="BFBFBF" w:sz="4"/>
               <w:left w:val="single" w:color="BFBFBF" w:sz="4"/>
@@ -3090,39 +3090,39 @@
         </w:tc>
         <w:tc>
           <w:tcPr>
-            <w:tcW w:type="dxa" w:w="3721"/>
-            <w:tcBorders>
-              <w:top w:val="single" w:color="BFBFBF" w:sz="4"/>
-              <w:left w:val="single" w:color="BFBFBF" w:sz="4"/>
-              <w:bottom w:val="single" w:color="BFBFBF" w:sz="4"/>
-              <w:right w:val="single" w:color="BFBFBF" w:sz="4"/>
-            </w:tcBorders>
-            <w:tcMar>
-              <w:top w:type="dxa" w:w="60"/>
-              <w:left w:type="dxa" w:w="100"/>
-              <w:bottom w:type="dxa" w:w="60"/>
-              <w:right w:type="dxa" w:w="100"/>
-            </w:tcMar>
-          </w:tcPr>
-          <w:p>
-            <w:pPr>
-              <w:spacing w:after="0" w:line="260"/>
-            </w:pPr>
-            <w:r>
-              <w:rPr>
-                <w:rFonts w:ascii="Arial" w:cs="Arial" w:eastAsia="Microsoft YaHei" w:hAnsi="Arial"/>
-                <w:b w:val="false"/>
-                <w:bCs w:val="false"/>
-                <w:sz w:val="18"/>
-                <w:szCs w:val="18"/>
-              </w:rPr>
-              <w:t xml:space="preserve">1 月 6 日到 31 日定金订单 ≥120，2 月 28 日累计 ≥180</w:t>
-            </w:r>
-          </w:p>
-        </w:tc>
-        <w:tc>
-          <w:tcPr>
-            <w:tcW w:type="dxa" w:w="1526"/>
+            <w:tcW w:type="dxa" w:w="3779"/>
+            <w:tcBorders>
+              <w:top w:val="single" w:color="BFBFBF" w:sz="4"/>
+              <w:left w:val="single" w:color="BFBFBF" w:sz="4"/>
+              <w:bottom w:val="single" w:color="BFBFBF" w:sz="4"/>
+              <w:right w:val="single" w:color="BFBFBF" w:sz="4"/>
+            </w:tcBorders>
+            <w:tcMar>
+              <w:top w:type="dxa" w:w="60"/>
+              <w:left w:type="dxa" w:w="100"/>
+              <w:bottom w:type="dxa" w:w="60"/>
+              <w:right w:type="dxa" w:w="100"/>
+            </w:tcMar>
+          </w:tcPr>
+          <w:p>
+            <w:pPr>
+              <w:spacing w:after="0" w:line="260"/>
+            </w:pPr>
+            <w:r>
+              <w:rPr>
+                <w:rFonts w:ascii="Arial" w:cs="Arial" w:eastAsia="Microsoft YaHei" w:hAnsi="Arial"/>
+                <w:b w:val="false"/>
+                <w:bCs w:val="false"/>
+                <w:sz w:val="18"/>
+                <w:szCs w:val="18"/>
+              </w:rPr>
+              <w:t xml:space="preserve">1 月 6 日到 31 日定金订单 ≥120 台，2 月 28 日累计 ≥180 台</w:t>
+            </w:r>
+          </w:p>
+        </w:tc>
+        <w:tc>
+          <w:tcPr>
+            <w:tcW w:type="dxa" w:w="1511"/>
             <w:tcBorders>
               <w:top w:val="single" w:color="BFBFBF" w:sz="4"/>
               <w:left w:val="single" w:color="BFBFBF" w:sz="4"/>
@@ -3154,7 +3154,7 @@
         </w:tc>
         <w:tc>
           <w:tcPr>
-            <w:tcW w:type="dxa" w:w="3819"/>
+            <w:tcW w:type="dxa" w:w="3782"/>
             <w:tcBorders>
               <w:top w:val="single" w:color="BFBFBF" w:sz="4"/>
               <w:left w:val="single" w:color="BFBFBF" w:sz="4"/>
@@ -3191,7 +3191,7 @@
         </w:trPr>
         <w:tc>
           <w:tcPr>
-            <w:tcW w:type="dxa" w:w="572"/>
+            <w:tcW w:type="dxa" w:w="566"/>
             <w:tcBorders>
               <w:top w:val="single" w:color="BFBFBF" w:sz="4"/>
               <w:left w:val="single" w:color="BFBFBF" w:sz="4"/>
@@ -3223,7 +3223,7 @@
         </w:tc>
         <w:tc>
           <w:tcPr>
-            <w:tcW w:type="dxa" w:w="3721"/>
+            <w:tcW w:type="dxa" w:w="3779"/>
             <w:tcBorders>
               <w:top w:val="single" w:color="BFBFBF" w:sz="4"/>
               <w:left w:val="single" w:color="BFBFBF" w:sz="4"/>
@@ -3255,7 +3255,7 @@
         </w:tc>
         <w:tc>
           <w:tcPr>
-            <w:tcW w:type="dxa" w:w="1526"/>
+            <w:tcW w:type="dxa" w:w="1511"/>
             <w:tcBorders>
               <w:top w:val="single" w:color="BFBFBF" w:sz="4"/>
               <w:left w:val="single" w:color="BFBFBF" w:sz="4"/>
@@ -3287,7 +3287,7 @@
         </w:tc>
         <w:tc>
           <w:tcPr>
-            <w:tcW w:type="dxa" w:w="3819"/>
+            <w:tcW w:type="dxa" w:w="3782"/>
             <w:tcBorders>
               <w:top w:val="single" w:color="BFBFBF" w:sz="4"/>
               <w:left w:val="single" w:color="BFBFBF" w:sz="4"/>
@@ -3324,7 +3324,7 @@
         </w:trPr>
         <w:tc>
           <w:tcPr>
-            <w:tcW w:type="dxa" w:w="572"/>
+            <w:tcW w:type="dxa" w:w="566"/>
             <w:tcBorders>
               <w:top w:val="single" w:color="BFBFBF" w:sz="4"/>
               <w:left w:val="single" w:color="BFBFBF" w:sz="4"/>
@@ -3356,7 +3356,7 @@
         </w:tc>
         <w:tc>
           <w:tcPr>
-            <w:tcW w:type="dxa" w:w="3721"/>
+            <w:tcW w:type="dxa" w:w="3779"/>
             <w:tcBorders>
               <w:top w:val="single" w:color="BFBFBF" w:sz="4"/>
               <w:left w:val="single" w:color="BFBFBF" w:sz="4"/>
@@ -3388,7 +3388,7 @@
         </w:tc>
         <w:tc>
           <w:tcPr>
-            <w:tcW w:type="dxa" w:w="1526"/>
+            <w:tcW w:type="dxa" w:w="1511"/>
             <w:tcBorders>
               <w:top w:val="single" w:color="BFBFBF" w:sz="4"/>
               <w:left w:val="single" w:color="BFBFBF" w:sz="4"/>
@@ -3420,7 +3420,7 @@
         </w:tc>
         <w:tc>
           <w:tcPr>
-            <w:tcW w:type="dxa" w:w="3819"/>
+            <w:tcW w:type="dxa" w:w="3782"/>
             <w:tcBorders>
               <w:top w:val="single" w:color="BFBFBF" w:sz="4"/>
               <w:left w:val="single" w:color="BFBFBF" w:sz="4"/>
@@ -3467,7 +3467,7 @@
           <w:sz w:val="21"/>
           <w:szCs w:val="21"/>
         </w:rPr>
-        <w:t xml:space="preserve">CES 的增量支出 28.8 万美元，是上限 37.3 万美元减去不参展也要花的 8.5 万美元：2 月发布会 2.0、芝加哥展 1.5、同等媒体覆盖的公关和拍摄 5.0。可量化的回收三年合计 10.6 万美元，口径见附录 F。差额约 18.2 万美元买的是媒体曝光、亚马逊官方资源和零售商关系，没有数字。所以三个任务里，批发客户是决定 CES 能不能收回的那一个：展后 90 天内 5 家试单到手，2028 年返单跟上，CES 的钱在 2029 年收回；只有 2 到 3 家，CES 就是一次发布会的价格买了一次发布会。</w:t>
+        <w:t xml:space="preserve">CES 的增量支出 28.8 万美元，是上限 37.3 万美元减去不参展也要花的 8.5 万美元：2 月发布会 2.0 万美元、芝加哥展 1.5 万美元、同等媒体覆盖的公关和拍摄 5.0 万美元。可量化的回收三年合计 10.6 万美元，口径见附录 F。差额约 18.2 万美元买的是媒体曝光、亚马逊官方资源和零售商关系，没有数字。所以三个任务里，批发客户是决定 CES 能不能收回的那一个：展后 90 天内 5 家试单到手，2028 年返单跟上，CES 的钱在 2029 年收回；只有 2 到 3 家，CES 就是一次发布会的价格买了一次发布会。</w:t>
       </w:r>
     </w:p>
     <w:p>
@@ -3914,7 +3914,7 @@
                 <w:sz w:val="18"/>
                 <w:szCs w:val="18"/>
               </w:rPr>
-              <w:t xml:space="preserve">Shopify 预售应用，30% 定金，可退</w:t>
+              <w:t xml:space="preserve">Shopify 预售应用，定金 30%，可退</w:t>
             </w:r>
           </w:p>
         </w:tc>
@@ -4313,7 +4313,7 @@
                 <w:sz w:val="18"/>
                 <w:szCs w:val="18"/>
               </w:rPr>
-              <w:t xml:space="preserve">场地 1.2、轻装修 0.6、2 名员工 14 天 0.9、发布夜 0.5、保险杂项 0.2</w:t>
+              <w:t xml:space="preserve">场地 1.2 万美元、轻装修 0.6 万美元、2 名员工 14 天 0.9 万美元、发布夜 0.5 万美元、保险杂项 0.2 万美元</w:t>
             </w:r>
           </w:p>
         </w:tc>
@@ -4891,7 +4891,7 @@
           <w:sz w:val="21"/>
           <w:szCs w:val="21"/>
         </w:rPr>
-        <w:t xml:space="preserve">第一批顾客的来源：1 月 6 日前名单约 4,000 人，CES 媒体和派对约 2,500、付费 1,500；2 月 9 日前再加付费 1,500、寄样内容约 800、快闪和候补约 420。按 4% 付定金，1 月 160 台、2 月 109 台，合计 269 台；85% 付尾款交付 228 台，2 月交付 136、3 月 92。快闪 14 天按每天 120 人到店、2.5% 成交，42 台；到店人数没有公开基准，是假设。亚马逊 1 月自发货 30 台，2 月 48、3 月 51。</w:t>
+        <w:t xml:space="preserve">第一批顾客的来源：1 月 6 日前名单约 4,000 人，CES 媒体和派对约 2,500 人、付费 1,500 人；2 月 9 日前再加付费 1,500 人、寄样内容约 800 人、快闪和候补约 420 人。按 4% 付定金，1 月 160 台、2 月 109 台，合计 269 台；85% 付尾款交付 228 台，2 月交付 136 台、3 月 92 台。快闪 14 天按每天 120 人到店、2.5% 成交，42 台；到店人数没有公开基准，是假设。亚马逊 1 月自发货 30 台，2 月 48 台、3 月 51 台。</w:t>
       </w:r>
     </w:p>
     <w:p>
@@ -4917,7 +4917,7 @@
           <w:sz w:val="21"/>
           <w:szCs w:val="21"/>
         </w:rPr>
-        <w:t xml:space="preserve">库存：首批 176 台 12 月下旬到 3PL，1 月分出 Vine 20、寄样 30、B 端样品 10、备件 5，可卖 111。第二批 300 台 11 月 10 日下单、1 月 20 日到仓，CES 的预售订单 2 月交付。这批先于验证下单，单列授权：出厂价 5.1 万美元 3 月付，关税海运 3.6 万美元 1 月付。第三批 300 台 1 月 9 日按定金数下单、3 月中旬到。第一阶段不通过，在途和库存按亚马逊节奏卖，见第九问。库存逐月流水在附录 D。</w:t>
+        <w:t xml:space="preserve">库存：首批 176 台 12 月下旬到 3PL，1 月分出 Vine 20 台、寄样 30 台、B 端样品 10 台、备件 5 台，可卖 111 台。第二批 300 台 11 月 10 日下单、1 月 20 日到仓，CES 的预售订单 2 月交付。这批先于验证下单，单列授权：出厂价 5.1 万美元 3 月付，关税海运 3.6 万美元 1 月付。第三批 300 台 1 月 9 日按定金数下单、3 月中旬到。第一阶段不通过，在途和库存按亚马逊节奏卖，见第九问。库存逐月流水在附录 D。</w:t>
       </w:r>
     </w:p>
     <w:p>
@@ -5660,7 +5660,7 @@
                 <w:sz w:val="18"/>
                 <w:szCs w:val="18"/>
               </w:rPr>
-              <w:t xml:space="preserve">Adlink 建站 20,276</w:t>
+              <w:t xml:space="preserve">Adlink 建站 20,276 美元</w:t>
             </w:r>
           </w:p>
         </w:tc>
@@ -6022,7 +6022,7 @@
                 <w:sz w:val="18"/>
                 <w:szCs w:val="18"/>
               </w:rPr>
-              <w:t xml:space="preserve">每月 9,000，含税和差旅，待招聘报价</w:t>
+              <w:t xml:space="preserve">每月 9,000 美元，含税和差旅，待招聘报价</w:t>
             </w:r>
           </w:p>
         </w:tc>
@@ -6155,7 +6155,7 @@
                 <w:sz w:val="18"/>
                 <w:szCs w:val="18"/>
               </w:rPr>
-              <w:t xml:space="preserve">每月 8,000，待招聘报价</w:t>
+              <w:t xml:space="preserve">每月 8,000 美元，待招聘报价</w:t>
             </w:r>
           </w:p>
         </w:tc>
@@ -6288,7 +6288,7 @@
                 <w:sz w:val="18"/>
                 <w:szCs w:val="18"/>
               </w:rPr>
-              <w:t xml:space="preserve">7 月起每月 10,000</w:t>
+              <w:t xml:space="preserve">7 月起每月 10,000 美元</w:t>
             </w:r>
           </w:p>
         </w:tc>
@@ -6458,7 +6458,7 @@
                 <w:sz w:val="18"/>
                 <w:szCs w:val="18"/>
               </w:rPr>
-              <w:t xml:space="preserve">Alofty 制作，10 月 27 日 V4 审核价 24.0，本方案上限 22.0</w:t>
+              <w:t xml:space="preserve">Alofty 制作，10 月 27 日 V4 审核价 24.0 万美元，本方案上限 22.0 万美元</w:t>
             </w:r>
           </w:p>
         </w:tc>
@@ -6788,7 +6788,7 @@
                 <w:sz w:val="18"/>
                 <w:szCs w:val="18"/>
               </w:rPr>
-              <w:t xml:space="preserve">8.0（上限 10.0）</w:t>
+              <w:t xml:space="preserve">8.0 万美元（上限 10.0 万美元）</w:t>
             </w:r>
           </w:p>
         </w:tc>
@@ -6820,7 +6820,7 @@
                 <w:sz w:val="18"/>
                 <w:szCs w:val="18"/>
               </w:rPr>
-              <w:t xml:space="preserve">12 月 2.5、1 月 5.5</w:t>
+              <w:t xml:space="preserve">12 月 2.5 万美元、1 月 5.5 万美元</w:t>
             </w:r>
           </w:p>
         </w:tc>
@@ -6857,7 +6857,7 @@
                 <w:sz w:val="18"/>
                 <w:szCs w:val="18"/>
               </w:rPr>
-              <w:t xml:space="preserve">CES 公关：媒体专场 1.0、通稿 0.1、公关公司 1.4</w:t>
+              <w:t xml:space="preserve">CES 公关：媒体专场 1.0 万美元、通稿 0.1 万美元、公关公司 1.4 万美元</w:t>
             </w:r>
           </w:p>
         </w:tc>
@@ -6953,7 +6953,7 @@
                 <w:sz w:val="18"/>
                 <w:szCs w:val="18"/>
               </w:rPr>
-              <w:t xml:space="preserve">12 月 1.5、1 月 1.0</w:t>
+              <w:t xml:space="preserve">12 月 1.5 万美元、1 月 1.0 万美元</w:t>
             </w:r>
           </w:p>
         </w:tc>
@@ -7352,7 +7352,7 @@
                 <w:sz w:val="18"/>
                 <w:szCs w:val="18"/>
               </w:rPr>
-              <w:t xml:space="preserve">11 月 0.8、12 月 3.2、1 月 1.4、2 月 3.5</w:t>
+              <w:t xml:space="preserve">11 月 0.8 万美元、12 月 3.2 万美元、1 月 1.4 万美元、2 月 3.5 万美元</w:t>
             </w:r>
           </w:p>
         </w:tc>
@@ -7485,7 +7485,7 @@
                 <w:sz w:val="18"/>
                 <w:szCs w:val="18"/>
               </w:rPr>
-              <w:t xml:space="preserve">1 月：关税海运 3.6；3 月：出厂价 5.1</w:t>
+              <w:t xml:space="preserve">1 月：关税海运 3.6 万美元；3 月：出厂价 5.1 万美元</w:t>
             </w:r>
           </w:p>
         </w:tc>
@@ -8348,7 +8348,7 @@
                 <w:sz w:val="18"/>
                 <w:szCs w:val="18"/>
               </w:rPr>
-              <w:t xml:space="preserve">CES 全部支出；快闪场地装修 1.8；寄样送评 50 台货值 1.5；第二、三批 600 台</w:t>
+              <w:t xml:space="preserve">CES 全部支出；快闪场地装修 1.8 万美元；寄样送评 50 台货值 1.5 万美元；第二、三批 600 台</w:t>
             </w:r>
           </w:p>
         </w:tc>
@@ -8380,7 +8380,7 @@
                 <w:sz w:val="18"/>
                 <w:szCs w:val="18"/>
               </w:rPr>
-              <w:t xml:space="preserve">11/20 到 2/28；1/31 中期检查：定金 ≥120、样品请求 ≥15、名单 ≥4,000</w:t>
+              <w:t xml:space="preserve">11/20 到 2/28；1/31 中期检查：定金 ≥120 台、样品请求 ≥15 家、名单 ≥4,000 人</w:t>
             </w:r>
           </w:p>
         </w:tc>
@@ -8412,7 +8412,7 @@
                 <w:sz w:val="18"/>
                 <w:szCs w:val="18"/>
               </w:rPr>
-              <w:t xml:space="preserve">原价定金订单 ≥180；预售获客成本 ≤120 美元每台定金；CES 和自然来源订单占比 ≥40%；快闪到店成交 ≥2%；亚马逊 1 到 2 月订单 ≥60</w:t>
+              <w:t xml:space="preserve">原价定金订单 ≥180 台；预售获客成本 ≤120 美元每台定金；CES 和自然来源订单占比 ≥40%；快闪到店成交 ≥2%；亚马逊 1 到 2 月订单 ≥60 台</w:t>
             </w:r>
           </w:p>
         </w:tc>
@@ -8673,7 +8673,7 @@
                 <w:sz w:val="18"/>
                 <w:szCs w:val="18"/>
               </w:rPr>
-              <w:t xml:space="preserve">纽约付费订单 3 到 6 月 ≥300；逐单实测贡献 ≥160；内容和公关分摊后获客成本 ≤100、扣获客后 ≥80；配送全包 ≤140；运损加失败配送 ≤6%；退货 ≤6%；批发 2 家发货 ≥60 台；评价 ≥40、评分 ≥4.3</w:t>
+              <w:t xml:space="preserve">纽约付费订单 3 到 6 月 ≥300 台；逐单实测贡献 ≥160 美元；内容和公关分摊后获客成本 ≤100 美元、扣获客后 ≥80 美元；配送全包 ≤140 美元；运损加失败配送 ≤6%；退货 ≤6%；批发 2 家发货 ≥60 台；评价 ≥40 条、评分 ≥4.3 分</w:t>
             </w:r>
           </w:p>
         </w:tc>
@@ -9083,12 +9083,12 @@
       </w:tblPr>
       <w:tblGrid>
         <w:gridCol w:w="3212"/>
-        <w:gridCol w:w="755"/>
-        <w:gridCol w:w="755"/>
-        <w:gridCol w:w="1606"/>
-        <w:gridCol w:w="661"/>
-        <w:gridCol w:w="1889"/>
-        <w:gridCol w:w="760"/>
+        <w:gridCol w:w="713"/>
+        <w:gridCol w:w="713"/>
+        <w:gridCol w:w="1874"/>
+        <w:gridCol w:w="624"/>
+        <w:gridCol w:w="1784"/>
+        <w:gridCol w:w="718"/>
       </w:tblGrid>
       <w:tr>
         <w:trPr>
@@ -9129,7 +9129,7 @@
         </w:tc>
         <w:tc>
           <w:tcPr>
-            <w:tcW w:type="dxa" w:w="755"/>
+            <w:tcW w:type="dxa" w:w="713"/>
             <w:tcBorders>
               <w:top w:val="single" w:color="BFBFBF" w:sz="4"/>
               <w:left w:val="single" w:color="BFBFBF" w:sz="4"/>
@@ -9162,7 +9162,7 @@
         </w:tc>
         <w:tc>
           <w:tcPr>
-            <w:tcW w:type="dxa" w:w="755"/>
+            <w:tcW w:type="dxa" w:w="713"/>
             <w:tcBorders>
               <w:top w:val="single" w:color="BFBFBF" w:sz="4"/>
               <w:left w:val="single" w:color="BFBFBF" w:sz="4"/>
@@ -9195,7 +9195,7 @@
         </w:tc>
         <w:tc>
           <w:tcPr>
-            <w:tcW w:type="dxa" w:w="1606"/>
+            <w:tcW w:type="dxa" w:w="1874"/>
             <w:tcBorders>
               <w:top w:val="single" w:color="BFBFBF" w:sz="4"/>
               <w:left w:val="single" w:color="BFBFBF" w:sz="4"/>
@@ -9228,7 +9228,7 @@
         </w:tc>
         <w:tc>
           <w:tcPr>
-            <w:tcW w:type="dxa" w:w="661"/>
+            <w:tcW w:type="dxa" w:w="624"/>
             <w:tcBorders>
               <w:top w:val="single" w:color="BFBFBF" w:sz="4"/>
               <w:left w:val="single" w:color="BFBFBF" w:sz="4"/>
@@ -9261,7 +9261,7 @@
         </w:tc>
         <w:tc>
           <w:tcPr>
-            <w:tcW w:type="dxa" w:w="1889"/>
+            <w:tcW w:type="dxa" w:w="1784"/>
             <w:tcBorders>
               <w:top w:val="single" w:color="BFBFBF" w:sz="4"/>
               <w:left w:val="single" w:color="BFBFBF" w:sz="4"/>
@@ -9294,7 +9294,7 @@
         </w:tc>
         <w:tc>
           <w:tcPr>
-            <w:tcW w:type="dxa" w:w="760"/>
+            <w:tcW w:type="dxa" w:w="718"/>
             <w:tcBorders>
               <w:top w:val="single" w:color="BFBFBF" w:sz="4"/>
               <w:left w:val="single" w:color="BFBFBF" w:sz="4"/>
@@ -9364,7 +9364,7 @@
         </w:tc>
         <w:tc>
           <w:tcPr>
-            <w:tcW w:type="dxa" w:w="755"/>
+            <w:tcW w:type="dxa" w:w="713"/>
             <w:tcBorders>
               <w:top w:val="single" w:color="BFBFBF" w:sz="4"/>
               <w:left w:val="single" w:color="BFBFBF" w:sz="4"/>
@@ -9396,7 +9396,7 @@
         </w:tc>
         <w:tc>
           <w:tcPr>
-            <w:tcW w:type="dxa" w:w="755"/>
+            <w:tcW w:type="dxa" w:w="713"/>
             <w:tcBorders>
               <w:top w:val="single" w:color="BFBFBF" w:sz="4"/>
               <w:left w:val="single" w:color="BFBFBF" w:sz="4"/>
@@ -9428,39 +9428,39 @@
         </w:tc>
         <w:tc>
           <w:tcPr>
-            <w:tcW w:type="dxa" w:w="1606"/>
-            <w:tcBorders>
-              <w:top w:val="single" w:color="BFBFBF" w:sz="4"/>
-              <w:left w:val="single" w:color="BFBFBF" w:sz="4"/>
-              <w:bottom w:val="single" w:color="BFBFBF" w:sz="4"/>
-              <w:right w:val="single" w:color="BFBFBF" w:sz="4"/>
-            </w:tcBorders>
-            <w:tcMar>
-              <w:top w:type="dxa" w:w="60"/>
-              <w:left w:type="dxa" w:w="100"/>
-              <w:bottom w:type="dxa" w:w="60"/>
-              <w:right w:type="dxa" w:w="100"/>
-            </w:tcMar>
-          </w:tcPr>
-          <w:p>
-            <w:pPr>
-              <w:spacing w:after="0" w:line="260"/>
-            </w:pPr>
-            <w:r>
-              <w:rPr>
-                <w:rFonts w:ascii="Arial" w:cs="Arial" w:eastAsia="Microsoft YaHei" w:hAnsi="Arial"/>
-                <w:b w:val="false"/>
-                <w:bCs w:val="false"/>
-                <w:sz w:val="18"/>
-                <w:szCs w:val="18"/>
-              </w:rPr>
-              <w:t xml:space="preserve">8.3（Jon 尾款、傲然、建站）</w:t>
-            </w:r>
-          </w:p>
-        </w:tc>
-        <w:tc>
-          <w:tcPr>
-            <w:tcW w:type="dxa" w:w="661"/>
+            <w:tcW w:type="dxa" w:w="1874"/>
+            <w:tcBorders>
+              <w:top w:val="single" w:color="BFBFBF" w:sz="4"/>
+              <w:left w:val="single" w:color="BFBFBF" w:sz="4"/>
+              <w:bottom w:val="single" w:color="BFBFBF" w:sz="4"/>
+              <w:right w:val="single" w:color="BFBFBF" w:sz="4"/>
+            </w:tcBorders>
+            <w:tcMar>
+              <w:top w:type="dxa" w:w="60"/>
+              <w:left w:type="dxa" w:w="100"/>
+              <w:bottom w:type="dxa" w:w="60"/>
+              <w:right w:type="dxa" w:w="100"/>
+            </w:tcMar>
+          </w:tcPr>
+          <w:p>
+            <w:pPr>
+              <w:spacing w:after="0" w:line="260"/>
+            </w:pPr>
+            <w:r>
+              <w:rPr>
+                <w:rFonts w:ascii="Arial" w:cs="Arial" w:eastAsia="Microsoft YaHei" w:hAnsi="Arial"/>
+                <w:b w:val="false"/>
+                <w:bCs w:val="false"/>
+                <w:sz w:val="18"/>
+                <w:szCs w:val="18"/>
+              </w:rPr>
+              <w:t xml:space="preserve">8.3 万美元（Jon 尾款、傲然、建站）</w:t>
+            </w:r>
+          </w:p>
+        </w:tc>
+        <w:tc>
+          <w:tcPr>
+            <w:tcW w:type="dxa" w:w="624"/>
             <w:tcBorders>
               <w:top w:val="single" w:color="BFBFBF" w:sz="4"/>
               <w:left w:val="single" w:color="BFBFBF" w:sz="4"/>
@@ -9492,7 +9492,7 @@
         </w:tc>
         <w:tc>
           <w:tcPr>
-            <w:tcW w:type="dxa" w:w="1889"/>
+            <w:tcW w:type="dxa" w:w="1784"/>
             <w:tcBorders>
               <w:top w:val="single" w:color="BFBFBF" w:sz="4"/>
               <w:left w:val="single" w:color="BFBFBF" w:sz="4"/>
@@ -9524,7 +9524,7 @@
         </w:tc>
         <w:tc>
           <w:tcPr>
-            <w:tcW w:type="dxa" w:w="760"/>
+            <w:tcW w:type="dxa" w:w="718"/>
             <w:tcBorders>
               <w:top w:val="single" w:color="BFBFBF" w:sz="4"/>
               <w:left w:val="single" w:color="BFBFBF" w:sz="4"/>
@@ -9587,13 +9587,13 @@
                 <w:sz w:val="18"/>
                 <w:szCs w:val="18"/>
               </w:rPr>
-              <w:t xml:space="preserve">2 月 28 日，第一阶段不通过（库存 567 台，含在途 300）</w:t>
-            </w:r>
-          </w:p>
-        </w:tc>
-        <w:tc>
-          <w:tcPr>
-            <w:tcW w:type="dxa" w:w="755"/>
+              <w:t xml:space="preserve">2 月 28 日，第一阶段不通过（库存 567 台，含在途 300 台）</w:t>
+            </w:r>
+          </w:p>
+        </w:tc>
+        <w:tc>
+          <w:tcPr>
+            <w:tcW w:type="dxa" w:w="713"/>
             <w:tcBorders>
               <w:top w:val="single" w:color="BFBFBF" w:sz="4"/>
               <w:left w:val="single" w:color="BFBFBF" w:sz="4"/>
@@ -9625,7 +9625,7 @@
         </w:tc>
         <w:tc>
           <w:tcPr>
-            <w:tcW w:type="dxa" w:w="755"/>
+            <w:tcW w:type="dxa" w:w="713"/>
             <w:tcBorders>
               <w:top w:val="single" w:color="BFBFBF" w:sz="4"/>
               <w:left w:val="single" w:color="BFBFBF" w:sz="4"/>
@@ -9657,7 +9657,7 @@
         </w:tc>
         <w:tc>
           <w:tcPr>
-            <w:tcW w:type="dxa" w:w="1606"/>
+            <w:tcW w:type="dxa" w:w="1874"/>
             <w:tcBorders>
               <w:top w:val="single" w:color="BFBFBF" w:sz="4"/>
               <w:left w:val="single" w:color="BFBFBF" w:sz="4"/>
@@ -9689,7 +9689,7 @@
         </w:tc>
         <w:tc>
           <w:tcPr>
-            <w:tcW w:type="dxa" w:w="661"/>
+            <w:tcW w:type="dxa" w:w="624"/>
             <w:tcBorders>
               <w:top w:val="single" w:color="BFBFBF" w:sz="4"/>
               <w:left w:val="single" w:color="BFBFBF" w:sz="4"/>
@@ -9721,7 +9721,7 @@
         </w:tc>
         <w:tc>
           <w:tcPr>
-            <w:tcW w:type="dxa" w:w="1889"/>
+            <w:tcW w:type="dxa" w:w="1784"/>
             <w:tcBorders>
               <w:top w:val="single" w:color="BFBFBF" w:sz="4"/>
               <w:left w:val="single" w:color="BFBFBF" w:sz="4"/>
@@ -9753,7 +9753,7 @@
         </w:tc>
         <w:tc>
           <w:tcPr>
-            <w:tcW w:type="dxa" w:w="760"/>
+            <w:tcW w:type="dxa" w:w="718"/>
             <w:tcBorders>
               <w:top w:val="single" w:color="BFBFBF" w:sz="4"/>
               <w:left w:val="single" w:color="BFBFBF" w:sz="4"/>
@@ -9822,7 +9822,7 @@
         </w:tc>
         <w:tc>
           <w:tcPr>
-            <w:tcW w:type="dxa" w:w="755"/>
+            <w:tcW w:type="dxa" w:w="713"/>
             <w:tcBorders>
               <w:top w:val="single" w:color="BFBFBF" w:sz="4"/>
               <w:left w:val="single" w:color="BFBFBF" w:sz="4"/>
@@ -9854,7 +9854,7 @@
         </w:tc>
         <w:tc>
           <w:tcPr>
-            <w:tcW w:type="dxa" w:w="755"/>
+            <w:tcW w:type="dxa" w:w="713"/>
             <w:tcBorders>
               <w:top w:val="single" w:color="BFBFBF" w:sz="4"/>
               <w:left w:val="single" w:color="BFBFBF" w:sz="4"/>
@@ -9886,7 +9886,7 @@
         </w:tc>
         <w:tc>
           <w:tcPr>
-            <w:tcW w:type="dxa" w:w="1606"/>
+            <w:tcW w:type="dxa" w:w="1874"/>
             <w:tcBorders>
               <w:top w:val="single" w:color="BFBFBF" w:sz="4"/>
               <w:left w:val="single" w:color="BFBFBF" w:sz="4"/>
@@ -9918,7 +9918,7 @@
         </w:tc>
         <w:tc>
           <w:tcPr>
-            <w:tcW w:type="dxa" w:w="661"/>
+            <w:tcW w:type="dxa" w:w="624"/>
             <w:tcBorders>
               <w:top w:val="single" w:color="BFBFBF" w:sz="4"/>
               <w:left w:val="single" w:color="BFBFBF" w:sz="4"/>
@@ -9950,7 +9950,7 @@
         </w:tc>
         <w:tc>
           <w:tcPr>
-            <w:tcW w:type="dxa" w:w="1889"/>
+            <w:tcW w:type="dxa" w:w="1784"/>
             <w:tcBorders>
               <w:top w:val="single" w:color="BFBFBF" w:sz="4"/>
               <w:left w:val="single" w:color="BFBFBF" w:sz="4"/>
@@ -9982,7 +9982,7 @@
         </w:tc>
         <w:tc>
           <w:tcPr>
-            <w:tcW w:type="dxa" w:w="760"/>
+            <w:tcW w:type="dxa" w:w="718"/>
             <w:tcBorders>
               <w:top w:val="single" w:color="BFBFBF" w:sz="4"/>
               <w:left w:val="single" w:color="BFBFBF" w:sz="4"/>
@@ -11629,7 +11629,7 @@
                 <w:sz w:val="18"/>
                 <w:szCs w:val="18"/>
               </w:rPr>
-              <w:t xml:space="preserve">定金通过线降到 120；第二批改 200 台</w:t>
+              <w:t xml:space="preserve">定金通过线降到 120 台；第二批改 200 台</w:t>
             </w:r>
           </w:p>
         </w:tc>
@@ -12907,7 +12907,7 @@
                 <w:sz w:val="18"/>
                 <w:szCs w:val="18"/>
               </w:rPr>
-              <w:t xml:space="preserve">9.9 万美元，已付 4.95</w:t>
+              <w:t xml:space="preserve">9.9 万美元，已付 4.95 万美元</w:t>
             </w:r>
           </w:p>
         </w:tc>
@@ -13237,7 +13237,7 @@
                 <w:sz w:val="18"/>
                 <w:szCs w:val="18"/>
               </w:rPr>
-              <w:t xml:space="preserve">汇总表审核价 240,000 美元（未税）；明细小计 165,166 加服务费 82,583 = 247,749</w:t>
+              <w:t xml:space="preserve">汇总表审核价 240,000 美元（未税）；明细小计 165,166 美元加服务费 82,583 美元 = 247,749 美元</w:t>
             </w:r>
           </w:p>
         </w:tc>
@@ -13466,7 +13466,7 @@
                 <w:sz w:val="18"/>
                 <w:szCs w:val="18"/>
               </w:rPr>
-              <w:t xml:space="preserve">Alofty 预估 28,000；代付加 15%</w:t>
+              <w:t xml:space="preserve">Alofty 预估 28,000 美元；代付加 15%</w:t>
             </w:r>
           </w:p>
         </w:tc>
@@ -13631,7 +13631,7 @@
                 <w:sz w:val="18"/>
                 <w:szCs w:val="18"/>
               </w:rPr>
-              <w:t xml:space="preserve">人员 1.0、摄影摄像 1.0、我方差旅 2.5、买手招待 1.0、物料 0.8、展品空运 0.75、保洁杂项 0.3、供应商服务费 0.45，小计 7.8，预留 0.2</w:t>
+              <w:t xml:space="preserve">人员 1.0 万美元、摄影摄像 1.0 万美元、我方差旅 2.5 万美元、买手招待 1.0 万美元、物料 0.8 万美元、展品空运 0.75 万美元、保洁杂项 0.3 万美元、供应商服务费 0.45 万美元，小计 7.8 万美元，预留 0.2 万美元</w:t>
             </w:r>
           </w:p>
         </w:tc>
@@ -13796,7 +13796,7 @@
                 <w:sz w:val="18"/>
                 <w:szCs w:val="18"/>
               </w:rPr>
-              <w:t xml:space="preserve">媒体专场费用不公开，按 1.0；通稿 0.1；公关公司 1.4</w:t>
+              <w:t xml:space="preserve">媒体专场费用不公开，按 1.0 万美元；通稿 0.1 万美元；公关公司 1.4 万美元</w:t>
             </w:r>
           </w:p>
         </w:tc>
@@ -13897,7 +13897,7 @@
                 <w:sz w:val="18"/>
                 <w:szCs w:val="18"/>
               </w:rPr>
-              <w:t xml:space="preserve">亚马逊 1 万美元/月；建站 20,276；独立站运营 1 万美元/月自验收次月；营销 0.6 万美元/月自广告上线</w:t>
+              <w:t xml:space="preserve">亚马逊 1 万美元/月；建站 20,276 美元；独立站运营 1 万美元/月自验收次月；营销 0.6 万美元/月自广告上线</w:t>
             </w:r>
           </w:p>
         </w:tc>
@@ -14062,7 +14062,7 @@
                 <w:sz w:val="18"/>
                 <w:szCs w:val="18"/>
               </w:rPr>
-              <w:t xml:space="preserve">121 冰箱 244、冰吧 383、酒柜 355、台面 191</w:t>
+              <w:t xml:space="preserve">121 冰箱 244 美元、冰吧 383 美元、酒柜 355 美元、台面 191 美元</w:t>
             </w:r>
           </w:p>
         </w:tc>
@@ -14557,7 +14557,7 @@
                 <w:sz w:val="18"/>
                 <w:szCs w:val="18"/>
               </w:rPr>
-              <w:t xml:space="preserve">负责人 12 月起 9,000/月；销售 1 月起 8,000/月</w:t>
+              <w:t xml:space="preserve">负责人 12 月起 9,000 美元/月；销售 1 月起 8,000 美元/月</w:t>
             </w:r>
           </w:p>
         </w:tc>
@@ -14750,7 +14750,7 @@
           <w:sz w:val="21"/>
           <w:szCs w:val="21"/>
         </w:rPr>
-        <w:t xml:space="preserve">独立站：收入按售价加运费；扣第三方配送（纽约 115 含失败重送、全国多渠道配送 190、台面 45）、拣货 15、支付 3%、退货 4%、运损 2%、保修、客服 3。现金当月。</w:t>
+        <w:t xml:space="preserve">独立站：收入按售价加运费；扣第三方配送（纽约 115 美元含失败重送、全国多渠道配送 190 美元、台面 45 美元）、拣货 15 美元、支付 3%、退货 4%、运损 2%、保修、客服 3 美元。现金当月。</w:t>
       </w:r>
     </w:p>
     <w:p>
@@ -14768,7 +14768,7 @@
           <w:sz w:val="21"/>
           <w:szCs w:val="21"/>
         </w:rPr>
-        <w:t xml:space="preserve">批发：原价 55%（零售商）或 65%（场所），扣到仓成本、处理 30、保修一半。回款滞后 2 个月。</w:t>
+        <w:t xml:space="preserve">批发：原价 55%（零售商）或 65%（场所），扣到仓成本、处理 30 美元、保修一半。回款滞后 2 个月。</w:t>
       </w:r>
     </w:p>
     <w:p>
@@ -18803,7 +18803,7 @@
           <w:sz w:val="21"/>
           <w:szCs w:val="21"/>
         </w:rPr>
-        <w:t xml:space="preserve">预售：1 月名单 4,000、2 月再加 2,720，定金率 4%，尾款率 85%，交付 228 台，2 月 136、3 月 92。</w:t>
+        <w:t xml:space="preserve">预售：1 月名单 4,000 人、2 月再加 2,720 人，定金率 4%，尾款率 85%，交付 228 台，2 月 136 台、3 月 92 台。</w:t>
       </w:r>
     </w:p>
     <w:p>
@@ -18821,7 +18821,7 @@
           <w:sz w:val="21"/>
           <w:szCs w:val="21"/>
         </w:rPr>
-        <w:t xml:space="preserve">亚马逊：含 CES 带来的 15%：1 月自发货 30；2 月 48、3 月 51；4 到 6 月 69、71、69；7 月 93；8 到 10 月 78、76、78；11 月 121；12 月 107。</w:t>
+        <w:t xml:space="preserve">亚马逊：含 CES 带来的 15%：1 月自发货 30 台；2 月 48 台、3 月 51 台；4 到 6 月 69 台、71 台、69 台；7 月 93 台；8 到 10 月 78 台、76 台、78 台；11 月 121 台；12 月 107 台。</w:t>
       </w:r>
     </w:p>
     <w:p>
@@ -18839,7 +18839,7 @@
           <w:sz w:val="21"/>
           <w:szCs w:val="21"/>
         </w:rPr>
-        <w:t xml:space="preserve">纽约独立站：2 月快闪 42；3 到 6 月网站访问 6,000、9,000、12,000、13,000 × 转化 1.0%；7 到 12 月网站 130 到 190，第三阶段门店新增 8 月起 60、90、110、150、120。</w:t>
+        <w:t xml:space="preserve">纽约独立站：2 月快闪 42 台；3 到 6 月网站访问 6,000 次、9,000 次、12,000 次、13,000 次 × 转化 1.0%，即 60 台、90 台、120 台、130 台；7 到 12 月网站每月 130 台到 190 台，第三阶段门店新增 8 月起 60 台、90 台、110 台、150 台、120 台。</w:t>
       </w:r>
     </w:p>
     <w:p>
@@ -18857,7 +18857,7 @@
           <w:sz w:val="21"/>
           <w:szCs w:val="21"/>
         </w:rPr>
-        <w:t xml:space="preserve">全国独立站：3 月起 20、30、40、40，7 月起每月 60。</w:t>
+        <w:t xml:space="preserve">全国独立站：3 月起 20 台、30 台、40 台、40 台，7 月起每月 60 台。</w:t>
       </w:r>
     </w:p>
     <w:p>
@@ -18875,7 +18875,7 @@
           <w:sz w:val="21"/>
           <w:szCs w:val="21"/>
         </w:rPr>
-        <w:t xml:space="preserve">零售批发：CES 5 家试单，4 月起 30、30、40、50、50、50、80、90、80。</w:t>
+        <w:t xml:space="preserve">零售批发：CES 5 家试单，4 月起每月 30 台、30 台、40 台、50 台、50 台、50 台、80 台、90 台、80 台。</w:t>
       </w:r>
     </w:p>
     <w:p>
@@ -18893,7 +18893,7 @@
           <w:sz w:val="21"/>
           <w:szCs w:val="21"/>
         </w:rPr>
-        <w:t xml:space="preserve">场所和酒店：第二阶段试点 20 台；第三阶段每月 30 到 40；12 月酒店客房 200。</w:t>
+        <w:t xml:space="preserve">场所和酒店：第二阶段试点 20 台；第三阶段每月 30 台到 40 台；12 月酒店客房 200 台。</w:t>
       </w:r>
     </w:p>
     <w:p>
@@ -18911,7 +18911,7 @@
           <w:sz w:val="21"/>
           <w:szCs w:val="21"/>
         </w:rPr>
-        <w:t xml:space="preserve">限量版：9 月 300 台，颜色和编号版。礼品：10 到 12 月 60、120、120。</w:t>
+        <w:t xml:space="preserve">限量版：9 月 300 台，颜色和编号版。礼品：10 到 12 月 60 台、120 台、120 台。</w:t>
       </w:r>
     </w:p>
     <w:p>
@@ -22889,7 +22889,7 @@
           <w:sz w:val="21"/>
           <w:szCs w:val="21"/>
         </w:rPr>
-        <w:t xml:space="preserve">到货批次：2026-12 176, 2027-01 300, 2027-03 300, 2027-04 300, 2027-05 290, 2027-06 380, 2027-07 410, 2027-08 760, 2027-09 590, 2027-10 760, 2027-11 850, 2027-12 580。3 月缺货 0 台顺延到 4 月。</w:t>
+        <w:t xml:space="preserve">到货批次：2026 年 12 月 176 台、2027 年 1 月 300 台、2027 年 3 月 300 台、2027 年 4 月 300 台、2027 年 5 月 290 台、2027 年 6 月 380 台、2027 年 7 月 410 台、2027 年 8 月 760 台、2027 年 9 月 590 台、2027 年 10 月 760 台、2027 年 11 月 850 台、2027 年 12 月 580 台。2027 年缺货 0 台。</w:t>
       </w:r>
     </w:p>
     <w:p>
@@ -25956,16 +25956,16 @@
         <w:tblLayout w:type="fixed"/>
       </w:tblPr>
       <w:tblGrid>
-        <w:gridCol w:w="2824"/>
-        <w:gridCol w:w="581"/>
-        <w:gridCol w:w="747"/>
-        <w:gridCol w:w="664"/>
-        <w:gridCol w:w="830"/>
-        <w:gridCol w:w="913"/>
-        <w:gridCol w:w="830"/>
-        <w:gridCol w:w="581"/>
-        <w:gridCol w:w="747"/>
-        <w:gridCol w:w="921"/>
+        <w:gridCol w:w="3160"/>
+        <w:gridCol w:w="553"/>
+        <w:gridCol w:w="711"/>
+        <w:gridCol w:w="632"/>
+        <w:gridCol w:w="790"/>
+        <w:gridCol w:w="869"/>
+        <w:gridCol w:w="790"/>
+        <w:gridCol w:w="553"/>
+        <w:gridCol w:w="711"/>
+        <w:gridCol w:w="869"/>
       </w:tblGrid>
       <w:tr>
         <w:trPr>
@@ -25973,7 +25973,7 @@
         </w:trPr>
         <w:tc>
           <w:tcPr>
-            <w:tcW w:type="dxa" w:w="2824"/>
+            <w:tcW w:type="dxa" w:w="3160"/>
             <w:tcBorders>
               <w:top w:val="single" w:color="BFBFBF" w:sz="4"/>
               <w:left w:val="single" w:color="BFBFBF" w:sz="4"/>
@@ -26006,7 +26006,7 @@
         </w:tc>
         <w:tc>
           <w:tcPr>
-            <w:tcW w:type="dxa" w:w="581"/>
+            <w:tcW w:type="dxa" w:w="553"/>
             <w:tcBorders>
               <w:top w:val="single" w:color="BFBFBF" w:sz="4"/>
               <w:left w:val="single" w:color="BFBFBF" w:sz="4"/>
@@ -26039,7 +26039,7 @@
         </w:tc>
         <w:tc>
           <w:tcPr>
-            <w:tcW w:type="dxa" w:w="747"/>
+            <w:tcW w:type="dxa" w:w="711"/>
             <w:tcBorders>
               <w:top w:val="single" w:color="BFBFBF" w:sz="4"/>
               <w:left w:val="single" w:color="BFBFBF" w:sz="4"/>
@@ -26072,7 +26072,7 @@
         </w:tc>
         <w:tc>
           <w:tcPr>
-            <w:tcW w:type="dxa" w:w="664"/>
+            <w:tcW w:type="dxa" w:w="632"/>
             <w:tcBorders>
               <w:top w:val="single" w:color="BFBFBF" w:sz="4"/>
               <w:left w:val="single" w:color="BFBFBF" w:sz="4"/>
@@ -26105,7 +26105,7 @@
         </w:tc>
         <w:tc>
           <w:tcPr>
-            <w:tcW w:type="dxa" w:w="830"/>
+            <w:tcW w:type="dxa" w:w="790"/>
             <w:tcBorders>
               <w:top w:val="single" w:color="BFBFBF" w:sz="4"/>
               <w:left w:val="single" w:color="BFBFBF" w:sz="4"/>
@@ -26138,7 +26138,7 @@
         </w:tc>
         <w:tc>
           <w:tcPr>
-            <w:tcW w:type="dxa" w:w="913"/>
+            <w:tcW w:type="dxa" w:w="869"/>
             <w:tcBorders>
               <w:top w:val="single" w:color="BFBFBF" w:sz="4"/>
               <w:left w:val="single" w:color="BFBFBF" w:sz="4"/>
@@ -26171,7 +26171,7 @@
         </w:tc>
         <w:tc>
           <w:tcPr>
-            <w:tcW w:type="dxa" w:w="830"/>
+            <w:tcW w:type="dxa" w:w="790"/>
             <w:tcBorders>
               <w:top w:val="single" w:color="BFBFBF" w:sz="4"/>
               <w:left w:val="single" w:color="BFBFBF" w:sz="4"/>
@@ -26204,7 +26204,7 @@
         </w:tc>
         <w:tc>
           <w:tcPr>
-            <w:tcW w:type="dxa" w:w="581"/>
+            <w:tcW w:type="dxa" w:w="553"/>
             <w:tcBorders>
               <w:top w:val="single" w:color="BFBFBF" w:sz="4"/>
               <w:left w:val="single" w:color="BFBFBF" w:sz="4"/>
@@ -26237,7 +26237,7 @@
         </w:tc>
         <w:tc>
           <w:tcPr>
-            <w:tcW w:type="dxa" w:w="747"/>
+            <w:tcW w:type="dxa" w:w="711"/>
             <w:tcBorders>
               <w:top w:val="single" w:color="BFBFBF" w:sz="4"/>
               <w:left w:val="single" w:color="BFBFBF" w:sz="4"/>
@@ -26270,7 +26270,7 @@
         </w:tc>
         <w:tc>
           <w:tcPr>
-            <w:tcW w:type="dxa" w:w="921"/>
+            <w:tcW w:type="dxa" w:w="869"/>
             <w:tcBorders>
               <w:top w:val="single" w:color="BFBFBF" w:sz="4"/>
               <w:left w:val="single" w:color="BFBFBF" w:sz="4"/>
@@ -26308,7 +26308,7 @@
         </w:trPr>
         <w:tc>
           <w:tcPr>
-            <w:tcW w:type="dxa" w:w="2824"/>
+            <w:tcW w:type="dxa" w:w="3160"/>
             <w:tcBorders>
               <w:top w:val="single" w:color="BFBFBF" w:sz="4"/>
               <w:left w:val="single" w:color="BFBFBF" w:sz="4"/>
@@ -26340,7 +26340,7 @@
         </w:tc>
         <w:tc>
           <w:tcPr>
-            <w:tcW w:type="dxa" w:w="581"/>
+            <w:tcW w:type="dxa" w:w="553"/>
             <w:tcBorders>
               <w:top w:val="single" w:color="BFBFBF" w:sz="4"/>
               <w:left w:val="single" w:color="BFBFBF" w:sz="4"/>
@@ -26372,7 +26372,7 @@
         </w:tc>
         <w:tc>
           <w:tcPr>
-            <w:tcW w:type="dxa" w:w="747"/>
+            <w:tcW w:type="dxa" w:w="711"/>
             <w:tcBorders>
               <w:top w:val="single" w:color="BFBFBF" w:sz="4"/>
               <w:left w:val="single" w:color="BFBFBF" w:sz="4"/>
@@ -26404,7 +26404,7 @@
         </w:tc>
         <w:tc>
           <w:tcPr>
-            <w:tcW w:type="dxa" w:w="664"/>
+            <w:tcW w:type="dxa" w:w="632"/>
             <w:tcBorders>
               <w:top w:val="single" w:color="BFBFBF" w:sz="4"/>
               <w:left w:val="single" w:color="BFBFBF" w:sz="4"/>
@@ -26436,7 +26436,7 @@
         </w:tc>
         <w:tc>
           <w:tcPr>
-            <w:tcW w:type="dxa" w:w="830"/>
+            <w:tcW w:type="dxa" w:w="790"/>
             <w:tcBorders>
               <w:top w:val="single" w:color="BFBFBF" w:sz="4"/>
               <w:left w:val="single" w:color="BFBFBF" w:sz="4"/>
@@ -26468,7 +26468,7 @@
         </w:tc>
         <w:tc>
           <w:tcPr>
-            <w:tcW w:type="dxa" w:w="913"/>
+            <w:tcW w:type="dxa" w:w="869"/>
             <w:tcBorders>
               <w:top w:val="single" w:color="BFBFBF" w:sz="4"/>
               <w:left w:val="single" w:color="BFBFBF" w:sz="4"/>
@@ -26500,7 +26500,7 @@
         </w:tc>
         <w:tc>
           <w:tcPr>
-            <w:tcW w:type="dxa" w:w="830"/>
+            <w:tcW w:type="dxa" w:w="790"/>
             <w:tcBorders>
               <w:top w:val="single" w:color="BFBFBF" w:sz="4"/>
               <w:left w:val="single" w:color="BFBFBF" w:sz="4"/>
@@ -26532,7 +26532,7 @@
         </w:tc>
         <w:tc>
           <w:tcPr>
-            <w:tcW w:type="dxa" w:w="581"/>
+            <w:tcW w:type="dxa" w:w="553"/>
             <w:tcBorders>
               <w:top w:val="single" w:color="BFBFBF" w:sz="4"/>
               <w:left w:val="single" w:color="BFBFBF" w:sz="4"/>
@@ -26564,7 +26564,7 @@
         </w:tc>
         <w:tc>
           <w:tcPr>
-            <w:tcW w:type="dxa" w:w="747"/>
+            <w:tcW w:type="dxa" w:w="711"/>
             <w:tcBorders>
               <w:top w:val="single" w:color="BFBFBF" w:sz="4"/>
               <w:left w:val="single" w:color="BFBFBF" w:sz="4"/>
@@ -26596,7 +26596,7 @@
         </w:tc>
         <w:tc>
           <w:tcPr>
-            <w:tcW w:type="dxa" w:w="921"/>
+            <w:tcW w:type="dxa" w:w="869"/>
             <w:tcBorders>
               <w:top w:val="single" w:color="BFBFBF" w:sz="4"/>
               <w:left w:val="single" w:color="BFBFBF" w:sz="4"/>
@@ -26633,7 +26633,7 @@
         </w:trPr>
         <w:tc>
           <w:tcPr>
-            <w:tcW w:type="dxa" w:w="2824"/>
+            <w:tcW w:type="dxa" w:w="3160"/>
             <w:tcBorders>
               <w:top w:val="single" w:color="BFBFBF" w:sz="4"/>
               <w:left w:val="single" w:color="BFBFBF" w:sz="4"/>
@@ -26665,7 +26665,7 @@
         </w:tc>
         <w:tc>
           <w:tcPr>
-            <w:tcW w:type="dxa" w:w="581"/>
+            <w:tcW w:type="dxa" w:w="553"/>
             <w:tcBorders>
               <w:top w:val="single" w:color="BFBFBF" w:sz="4"/>
               <w:left w:val="single" w:color="BFBFBF" w:sz="4"/>
@@ -26697,7 +26697,7 @@
         </w:tc>
         <w:tc>
           <w:tcPr>
-            <w:tcW w:type="dxa" w:w="747"/>
+            <w:tcW w:type="dxa" w:w="711"/>
             <w:tcBorders>
               <w:top w:val="single" w:color="BFBFBF" w:sz="4"/>
               <w:left w:val="single" w:color="BFBFBF" w:sz="4"/>
@@ -26729,7 +26729,7 @@
         </w:tc>
         <w:tc>
           <w:tcPr>
-            <w:tcW w:type="dxa" w:w="664"/>
+            <w:tcW w:type="dxa" w:w="632"/>
             <w:tcBorders>
               <w:top w:val="single" w:color="BFBFBF" w:sz="4"/>
               <w:left w:val="single" w:color="BFBFBF" w:sz="4"/>
@@ -26761,7 +26761,7 @@
         </w:tc>
         <w:tc>
           <w:tcPr>
-            <w:tcW w:type="dxa" w:w="830"/>
+            <w:tcW w:type="dxa" w:w="790"/>
             <w:tcBorders>
               <w:top w:val="single" w:color="BFBFBF" w:sz="4"/>
               <w:left w:val="single" w:color="BFBFBF" w:sz="4"/>
@@ -26793,7 +26793,7 @@
         </w:tc>
         <w:tc>
           <w:tcPr>
-            <w:tcW w:type="dxa" w:w="913"/>
+            <w:tcW w:type="dxa" w:w="869"/>
             <w:tcBorders>
               <w:top w:val="single" w:color="BFBFBF" w:sz="4"/>
               <w:left w:val="single" w:color="BFBFBF" w:sz="4"/>
@@ -26825,7 +26825,7 @@
         </w:tc>
         <w:tc>
           <w:tcPr>
-            <w:tcW w:type="dxa" w:w="830"/>
+            <w:tcW w:type="dxa" w:w="790"/>
             <w:tcBorders>
               <w:top w:val="single" w:color="BFBFBF" w:sz="4"/>
               <w:left w:val="single" w:color="BFBFBF" w:sz="4"/>
@@ -26857,7 +26857,7 @@
         </w:tc>
         <w:tc>
           <w:tcPr>
-            <w:tcW w:type="dxa" w:w="581"/>
+            <w:tcW w:type="dxa" w:w="553"/>
             <w:tcBorders>
               <w:top w:val="single" w:color="BFBFBF" w:sz="4"/>
               <w:left w:val="single" w:color="BFBFBF" w:sz="4"/>
@@ -26889,7 +26889,7 @@
         </w:tc>
         <w:tc>
           <w:tcPr>
-            <w:tcW w:type="dxa" w:w="747"/>
+            <w:tcW w:type="dxa" w:w="711"/>
             <w:tcBorders>
               <w:top w:val="single" w:color="BFBFBF" w:sz="4"/>
               <w:left w:val="single" w:color="BFBFBF" w:sz="4"/>
@@ -26921,7 +26921,7 @@
         </w:tc>
         <w:tc>
           <w:tcPr>
-            <w:tcW w:type="dxa" w:w="921"/>
+            <w:tcW w:type="dxa" w:w="869"/>
             <w:tcBorders>
               <w:top w:val="single" w:color="BFBFBF" w:sz="4"/>
               <w:left w:val="single" w:color="BFBFBF" w:sz="4"/>
@@ -26958,39 +26958,39 @@
         </w:trPr>
         <w:tc>
           <w:tcPr>
-            <w:tcW w:type="dxa" w:w="2824"/>
-            <w:tcBorders>
-              <w:top w:val="single" w:color="BFBFBF" w:sz="4"/>
-              <w:left w:val="single" w:color="BFBFBF" w:sz="4"/>
-              <w:bottom w:val="single" w:color="BFBFBF" w:sz="4"/>
-              <w:right w:val="single" w:color="BFBFBF" w:sz="4"/>
-            </w:tcBorders>
-            <w:tcMar>
-              <w:top w:type="dxa" w:w="60"/>
-              <w:left w:type="dxa" w:w="100"/>
-              <w:bottom w:type="dxa" w:w="60"/>
-              <w:right w:type="dxa" w:w="100"/>
-            </w:tcMar>
-          </w:tcPr>
-          <w:p>
-            <w:pPr>
-              <w:spacing w:after="0" w:line="260"/>
-            </w:pPr>
-            <w:r>
-              <w:rPr>
-                <w:rFonts w:ascii="Arial" w:cs="Arial" w:eastAsia="Microsoft YaHei" w:hAnsi="Arial"/>
-                <w:b w:val="false"/>
-                <w:bCs w:val="false"/>
-                <w:sz w:val="18"/>
-                <w:szCs w:val="18"/>
-              </w:rPr>
-              <w:t xml:space="preserve">配送成本高于计划：纽约每单 +60，亚马逊大件 202，全国 250</w:t>
-            </w:r>
-          </w:p>
-        </w:tc>
-        <w:tc>
-          <w:tcPr>
-            <w:tcW w:type="dxa" w:w="581"/>
+            <w:tcW w:type="dxa" w:w="3160"/>
+            <w:tcBorders>
+              <w:top w:val="single" w:color="BFBFBF" w:sz="4"/>
+              <w:left w:val="single" w:color="BFBFBF" w:sz="4"/>
+              <w:bottom w:val="single" w:color="BFBFBF" w:sz="4"/>
+              <w:right w:val="single" w:color="BFBFBF" w:sz="4"/>
+            </w:tcBorders>
+            <w:tcMar>
+              <w:top w:type="dxa" w:w="60"/>
+              <w:left w:type="dxa" w:w="100"/>
+              <w:bottom w:type="dxa" w:w="60"/>
+              <w:right w:type="dxa" w:w="100"/>
+            </w:tcMar>
+          </w:tcPr>
+          <w:p>
+            <w:pPr>
+              <w:spacing w:after="0" w:line="260"/>
+            </w:pPr>
+            <w:r>
+              <w:rPr>
+                <w:rFonts w:ascii="Arial" w:cs="Arial" w:eastAsia="Microsoft YaHei" w:hAnsi="Arial"/>
+                <w:b w:val="false"/>
+                <w:bCs w:val="false"/>
+                <w:sz w:val="18"/>
+                <w:szCs w:val="18"/>
+              </w:rPr>
+              <w:t xml:space="preserve">配送成本高于计划：纽约每单 +60 美元，亚马逊大件 202 美元，全国 250 美元</w:t>
+            </w:r>
+          </w:p>
+        </w:tc>
+        <w:tc>
+          <w:tcPr>
+            <w:tcW w:type="dxa" w:w="553"/>
             <w:tcBorders>
               <w:top w:val="single" w:color="BFBFBF" w:sz="4"/>
               <w:left w:val="single" w:color="BFBFBF" w:sz="4"/>
@@ -27022,7 +27022,7 @@
         </w:tc>
         <w:tc>
           <w:tcPr>
-            <w:tcW w:type="dxa" w:w="747"/>
+            <w:tcW w:type="dxa" w:w="711"/>
             <w:tcBorders>
               <w:top w:val="single" w:color="BFBFBF" w:sz="4"/>
               <w:left w:val="single" w:color="BFBFBF" w:sz="4"/>
@@ -27054,7 +27054,7 @@
         </w:tc>
         <w:tc>
           <w:tcPr>
-            <w:tcW w:type="dxa" w:w="664"/>
+            <w:tcW w:type="dxa" w:w="632"/>
             <w:tcBorders>
               <w:top w:val="single" w:color="BFBFBF" w:sz="4"/>
               <w:left w:val="single" w:color="BFBFBF" w:sz="4"/>
@@ -27086,7 +27086,7 @@
         </w:tc>
         <w:tc>
           <w:tcPr>
-            <w:tcW w:type="dxa" w:w="830"/>
+            <w:tcW w:type="dxa" w:w="790"/>
             <w:tcBorders>
               <w:top w:val="single" w:color="BFBFBF" w:sz="4"/>
               <w:left w:val="single" w:color="BFBFBF" w:sz="4"/>
@@ -27118,7 +27118,7 @@
         </w:tc>
         <w:tc>
           <w:tcPr>
-            <w:tcW w:type="dxa" w:w="913"/>
+            <w:tcW w:type="dxa" w:w="869"/>
             <w:tcBorders>
               <w:top w:val="single" w:color="BFBFBF" w:sz="4"/>
               <w:left w:val="single" w:color="BFBFBF" w:sz="4"/>
@@ -27150,7 +27150,7 @@
         </w:tc>
         <w:tc>
           <w:tcPr>
-            <w:tcW w:type="dxa" w:w="830"/>
+            <w:tcW w:type="dxa" w:w="790"/>
             <w:tcBorders>
               <w:top w:val="single" w:color="BFBFBF" w:sz="4"/>
               <w:left w:val="single" w:color="BFBFBF" w:sz="4"/>
@@ -27182,7 +27182,7 @@
         </w:tc>
         <w:tc>
           <w:tcPr>
-            <w:tcW w:type="dxa" w:w="581"/>
+            <w:tcW w:type="dxa" w:w="553"/>
             <w:tcBorders>
               <w:top w:val="single" w:color="BFBFBF" w:sz="4"/>
               <w:left w:val="single" w:color="BFBFBF" w:sz="4"/>
@@ -27214,7 +27214,7 @@
         </w:tc>
         <w:tc>
           <w:tcPr>
-            <w:tcW w:type="dxa" w:w="747"/>
+            <w:tcW w:type="dxa" w:w="711"/>
             <w:tcBorders>
               <w:top w:val="single" w:color="BFBFBF" w:sz="4"/>
               <w:left w:val="single" w:color="BFBFBF" w:sz="4"/>
@@ -27246,7 +27246,7 @@
         </w:tc>
         <w:tc>
           <w:tcPr>
-            <w:tcW w:type="dxa" w:w="921"/>
+            <w:tcW w:type="dxa" w:w="869"/>
             <w:tcBorders>
               <w:top w:val="single" w:color="BFBFBF" w:sz="4"/>
               <w:left w:val="single" w:color="BFBFBF" w:sz="4"/>
@@ -27283,7 +27283,7 @@
         </w:trPr>
         <w:tc>
           <w:tcPr>
-            <w:tcW w:type="dxa" w:w="2824"/>
+            <w:tcW w:type="dxa" w:w="3160"/>
             <w:tcBorders>
               <w:top w:val="single" w:color="BFBFBF" w:sz="4"/>
               <w:left w:val="single" w:color="BFBFBF" w:sz="4"/>
@@ -27315,7 +27315,7 @@
         </w:tc>
         <w:tc>
           <w:tcPr>
-            <w:tcW w:type="dxa" w:w="581"/>
+            <w:tcW w:type="dxa" w:w="553"/>
             <w:tcBorders>
               <w:top w:val="single" w:color="BFBFBF" w:sz="4"/>
               <w:left w:val="single" w:color="BFBFBF" w:sz="4"/>
@@ -27347,7 +27347,7 @@
         </w:tc>
         <w:tc>
           <w:tcPr>
-            <w:tcW w:type="dxa" w:w="747"/>
+            <w:tcW w:type="dxa" w:w="711"/>
             <w:tcBorders>
               <w:top w:val="single" w:color="BFBFBF" w:sz="4"/>
               <w:left w:val="single" w:color="BFBFBF" w:sz="4"/>
@@ -27379,7 +27379,7 @@
         </w:tc>
         <w:tc>
           <w:tcPr>
-            <w:tcW w:type="dxa" w:w="664"/>
+            <w:tcW w:type="dxa" w:w="632"/>
             <w:tcBorders>
               <w:top w:val="single" w:color="BFBFBF" w:sz="4"/>
               <w:left w:val="single" w:color="BFBFBF" w:sz="4"/>
@@ -27411,7 +27411,7 @@
         </w:tc>
         <w:tc>
           <w:tcPr>
-            <w:tcW w:type="dxa" w:w="830"/>
+            <w:tcW w:type="dxa" w:w="790"/>
             <w:tcBorders>
               <w:top w:val="single" w:color="BFBFBF" w:sz="4"/>
               <w:left w:val="single" w:color="BFBFBF" w:sz="4"/>
@@ -27443,7 +27443,7 @@
         </w:tc>
         <w:tc>
           <w:tcPr>
-            <w:tcW w:type="dxa" w:w="913"/>
+            <w:tcW w:type="dxa" w:w="869"/>
             <w:tcBorders>
               <w:top w:val="single" w:color="BFBFBF" w:sz="4"/>
               <w:left w:val="single" w:color="BFBFBF" w:sz="4"/>
@@ -27475,7 +27475,7 @@
         </w:tc>
         <w:tc>
           <w:tcPr>
-            <w:tcW w:type="dxa" w:w="830"/>
+            <w:tcW w:type="dxa" w:w="790"/>
             <w:tcBorders>
               <w:top w:val="single" w:color="BFBFBF" w:sz="4"/>
               <w:left w:val="single" w:color="BFBFBF" w:sz="4"/>
@@ -27507,7 +27507,7 @@
         </w:tc>
         <w:tc>
           <w:tcPr>
-            <w:tcW w:type="dxa" w:w="581"/>
+            <w:tcW w:type="dxa" w:w="553"/>
             <w:tcBorders>
               <w:top w:val="single" w:color="BFBFBF" w:sz="4"/>
               <w:left w:val="single" w:color="BFBFBF" w:sz="4"/>
@@ -27539,7 +27539,7 @@
         </w:tc>
         <w:tc>
           <w:tcPr>
-            <w:tcW w:type="dxa" w:w="747"/>
+            <w:tcW w:type="dxa" w:w="711"/>
             <w:tcBorders>
               <w:top w:val="single" w:color="BFBFBF" w:sz="4"/>
               <w:left w:val="single" w:color="BFBFBF" w:sz="4"/>
@@ -27571,7 +27571,7 @@
         </w:tc>
         <w:tc>
           <w:tcPr>
-            <w:tcW w:type="dxa" w:w="921"/>
+            <w:tcW w:type="dxa" w:w="869"/>
             <w:tcBorders>
               <w:top w:val="single" w:color="BFBFBF" w:sz="4"/>
               <w:left w:val="single" w:color="BFBFBF" w:sz="4"/>
@@ -27608,7 +27608,7 @@
         </w:trPr>
         <w:tc>
           <w:tcPr>
-            <w:tcW w:type="dxa" w:w="2824"/>
+            <w:tcW w:type="dxa" w:w="3160"/>
             <w:tcBorders>
               <w:top w:val="single" w:color="BFBFBF" w:sz="4"/>
               <w:left w:val="single" w:color="BFBFBF" w:sz="4"/>
@@ -27640,7 +27640,7 @@
         </w:tc>
         <w:tc>
           <w:tcPr>
-            <w:tcW w:type="dxa" w:w="581"/>
+            <w:tcW w:type="dxa" w:w="553"/>
             <w:tcBorders>
               <w:top w:val="single" w:color="BFBFBF" w:sz="4"/>
               <w:left w:val="single" w:color="BFBFBF" w:sz="4"/>
@@ -27672,7 +27672,7 @@
         </w:tc>
         <w:tc>
           <w:tcPr>
-            <w:tcW w:type="dxa" w:w="747"/>
+            <w:tcW w:type="dxa" w:w="711"/>
             <w:tcBorders>
               <w:top w:val="single" w:color="BFBFBF" w:sz="4"/>
               <w:left w:val="single" w:color="BFBFBF" w:sz="4"/>
@@ -27704,7 +27704,7 @@
         </w:tc>
         <w:tc>
           <w:tcPr>
-            <w:tcW w:type="dxa" w:w="664"/>
+            <w:tcW w:type="dxa" w:w="632"/>
             <w:tcBorders>
               <w:top w:val="single" w:color="BFBFBF" w:sz="4"/>
               <w:left w:val="single" w:color="BFBFBF" w:sz="4"/>
@@ -27736,7 +27736,7 @@
         </w:tc>
         <w:tc>
           <w:tcPr>
-            <w:tcW w:type="dxa" w:w="830"/>
+            <w:tcW w:type="dxa" w:w="790"/>
             <w:tcBorders>
               <w:top w:val="single" w:color="BFBFBF" w:sz="4"/>
               <w:left w:val="single" w:color="BFBFBF" w:sz="4"/>
@@ -27768,7 +27768,7 @@
         </w:tc>
         <w:tc>
           <w:tcPr>
-            <w:tcW w:type="dxa" w:w="913"/>
+            <w:tcW w:type="dxa" w:w="869"/>
             <w:tcBorders>
               <w:top w:val="single" w:color="BFBFBF" w:sz="4"/>
               <w:left w:val="single" w:color="BFBFBF" w:sz="4"/>
@@ -27800,7 +27800,7 @@
         </w:tc>
         <w:tc>
           <w:tcPr>
-            <w:tcW w:type="dxa" w:w="830"/>
+            <w:tcW w:type="dxa" w:w="790"/>
             <w:tcBorders>
               <w:top w:val="single" w:color="BFBFBF" w:sz="4"/>
               <w:left w:val="single" w:color="BFBFBF" w:sz="4"/>
@@ -27832,7 +27832,7 @@
         </w:tc>
         <w:tc>
           <w:tcPr>
-            <w:tcW w:type="dxa" w:w="581"/>
+            <w:tcW w:type="dxa" w:w="553"/>
             <w:tcBorders>
               <w:top w:val="single" w:color="BFBFBF" w:sz="4"/>
               <w:left w:val="single" w:color="BFBFBF" w:sz="4"/>
@@ -27864,7 +27864,7 @@
         </w:tc>
         <w:tc>
           <w:tcPr>
-            <w:tcW w:type="dxa" w:w="747"/>
+            <w:tcW w:type="dxa" w:w="711"/>
             <w:tcBorders>
               <w:top w:val="single" w:color="BFBFBF" w:sz="4"/>
               <w:left w:val="single" w:color="BFBFBF" w:sz="4"/>
@@ -27896,7 +27896,7 @@
         </w:tc>
         <w:tc>
           <w:tcPr>
-            <w:tcW w:type="dxa" w:w="921"/>
+            <w:tcW w:type="dxa" w:w="869"/>
             <w:tcBorders>
               <w:top w:val="single" w:color="BFBFBF" w:sz="4"/>
               <w:left w:val="single" w:color="BFBFBF" w:sz="4"/>
@@ -27977,9 +27977,9 @@
         <w:tblLayout w:type="fixed"/>
       </w:tblPr>
       <w:tblGrid>
-        <w:gridCol w:w="4380"/>
-        <w:gridCol w:w="876"/>
-        <w:gridCol w:w="4382"/>
+        <w:gridCol w:w="4283"/>
+        <w:gridCol w:w="1070"/>
+        <w:gridCol w:w="4285"/>
       </w:tblGrid>
       <w:tr>
         <w:trPr>
@@ -27987,7 +27987,7 @@
         </w:trPr>
         <w:tc>
           <w:tcPr>
-            <w:tcW w:type="dxa" w:w="4380"/>
+            <w:tcW w:type="dxa" w:w="4283"/>
             <w:tcBorders>
               <w:top w:val="single" w:color="BFBFBF" w:sz="4"/>
               <w:left w:val="single" w:color="BFBFBF" w:sz="4"/>
@@ -28020,7 +28020,7 @@
         </w:tc>
         <w:tc>
           <w:tcPr>
-            <w:tcW w:type="dxa" w:w="876"/>
+            <w:tcW w:type="dxa" w:w="1070"/>
             <w:tcBorders>
               <w:top w:val="single" w:color="BFBFBF" w:sz="4"/>
               <w:left w:val="single" w:color="BFBFBF" w:sz="4"/>
@@ -28053,7 +28053,7 @@
         </w:tc>
         <w:tc>
           <w:tcPr>
-            <w:tcW w:type="dxa" w:w="4382"/>
+            <w:tcW w:type="dxa" w:w="4285"/>
             <w:tcBorders>
               <w:top w:val="single" w:color="BFBFBF" w:sz="4"/>
               <w:left w:val="single" w:color="BFBFBF" w:sz="4"/>
@@ -28091,39 +28091,39 @@
         </w:trPr>
         <w:tc>
           <w:tcPr>
-            <w:tcW w:type="dxa" w:w="4380"/>
-            <w:tcBorders>
-              <w:top w:val="single" w:color="BFBFBF" w:sz="4"/>
-              <w:left w:val="single" w:color="BFBFBF" w:sz="4"/>
-              <w:bottom w:val="single" w:color="BFBFBF" w:sz="4"/>
-              <w:right w:val="single" w:color="BFBFBF" w:sz="4"/>
-            </w:tcBorders>
-            <w:tcMar>
-              <w:top w:type="dxa" w:w="60"/>
-              <w:left w:type="dxa" w:w="100"/>
-              <w:bottom w:type="dxa" w:w="60"/>
-              <w:right w:type="dxa" w:w="100"/>
-            </w:tcMar>
-          </w:tcPr>
-          <w:p>
-            <w:pPr>
-              <w:spacing w:after="0" w:line="260"/>
-            </w:pPr>
-            <w:r>
-              <w:rPr>
-                <w:rFonts w:ascii="Arial" w:cs="Arial" w:eastAsia="Microsoft YaHei" w:hAnsi="Arial"/>
-                <w:b w:val="false"/>
-                <w:bCs w:val="false"/>
-                <w:sz w:val="18"/>
-                <w:szCs w:val="18"/>
-              </w:rPr>
-              <w:t xml:space="preserve">CES 支出上限：制作 22.0、官方 2.8、运营 8.0、公关 2.5、预备 2.0</w:t>
-            </w:r>
-          </w:p>
-        </w:tc>
-        <w:tc>
-          <w:tcPr>
-            <w:tcW w:type="dxa" w:w="876"/>
+            <w:tcW w:type="dxa" w:w="4283"/>
+            <w:tcBorders>
+              <w:top w:val="single" w:color="BFBFBF" w:sz="4"/>
+              <w:left w:val="single" w:color="BFBFBF" w:sz="4"/>
+              <w:bottom w:val="single" w:color="BFBFBF" w:sz="4"/>
+              <w:right w:val="single" w:color="BFBFBF" w:sz="4"/>
+            </w:tcBorders>
+            <w:tcMar>
+              <w:top w:type="dxa" w:w="60"/>
+              <w:left w:type="dxa" w:w="100"/>
+              <w:bottom w:type="dxa" w:w="60"/>
+              <w:right w:type="dxa" w:w="100"/>
+            </w:tcMar>
+          </w:tcPr>
+          <w:p>
+            <w:pPr>
+              <w:spacing w:after="0" w:line="260"/>
+            </w:pPr>
+            <w:r>
+              <w:rPr>
+                <w:rFonts w:ascii="Arial" w:cs="Arial" w:eastAsia="Microsoft YaHei" w:hAnsi="Arial"/>
+                <w:b w:val="false"/>
+                <w:bCs w:val="false"/>
+                <w:sz w:val="18"/>
+                <w:szCs w:val="18"/>
+              </w:rPr>
+              <w:t xml:space="preserve">CES 支出上限：制作 22.0 万美元、官方 2.8 万美元、运营 8.0 万美元、公关 2.5 万美元、预备 2.0 万美元</w:t>
+            </w:r>
+          </w:p>
+        </w:tc>
+        <w:tc>
+          <w:tcPr>
+            <w:tcW w:type="dxa" w:w="1070"/>
             <w:tcBorders>
               <w:top w:val="single" w:color="BFBFBF" w:sz="4"/>
               <w:left w:val="single" w:color="BFBFBF" w:sz="4"/>
@@ -28155,33 +28155,33 @@
         </w:tc>
         <w:tc>
           <w:tcPr>
-            <w:tcW w:type="dxa" w:w="4382"/>
-            <w:tcBorders>
-              <w:top w:val="single" w:color="BFBFBF" w:sz="4"/>
-              <w:left w:val="single" w:color="BFBFBF" w:sz="4"/>
-              <w:bottom w:val="single" w:color="BFBFBF" w:sz="4"/>
-              <w:right w:val="single" w:color="BFBFBF" w:sz="4"/>
-            </w:tcBorders>
-            <w:tcMar>
-              <w:top w:type="dxa" w:w="60"/>
-              <w:left w:type="dxa" w:w="100"/>
-              <w:bottom w:type="dxa" w:w="60"/>
-              <w:right w:type="dxa" w:w="100"/>
-            </w:tcMar>
-          </w:tcPr>
-          <w:p>
-            <w:pPr>
-              <w:spacing w:after="0" w:line="260"/>
-            </w:pPr>
-            <w:r>
-              <w:rPr>
-                <w:rFonts w:ascii="Arial" w:cs="Arial" w:eastAsia="Microsoft YaHei" w:hAnsi="Arial"/>
-                <w:b w:val="false"/>
-                <w:bCs w:val="false"/>
-                <w:sz w:val="18"/>
-                <w:szCs w:val="18"/>
-              </w:rPr>
-              <w:t xml:space="preserve">制作报价 24.0，上限按 22.0</w:t>
+            <w:tcW w:type="dxa" w:w="4285"/>
+            <w:tcBorders>
+              <w:top w:val="single" w:color="BFBFBF" w:sz="4"/>
+              <w:left w:val="single" w:color="BFBFBF" w:sz="4"/>
+              <w:bottom w:val="single" w:color="BFBFBF" w:sz="4"/>
+              <w:right w:val="single" w:color="BFBFBF" w:sz="4"/>
+            </w:tcBorders>
+            <w:tcMar>
+              <w:top w:type="dxa" w:w="60"/>
+              <w:left w:type="dxa" w:w="100"/>
+              <w:bottom w:type="dxa" w:w="60"/>
+              <w:right w:type="dxa" w:w="100"/>
+            </w:tcMar>
+          </w:tcPr>
+          <w:p>
+            <w:pPr>
+              <w:spacing w:after="0" w:line="260"/>
+            </w:pPr>
+            <w:r>
+              <w:rPr>
+                <w:rFonts w:ascii="Arial" w:cs="Arial" w:eastAsia="Microsoft YaHei" w:hAnsi="Arial"/>
+                <w:b w:val="false"/>
+                <w:bCs w:val="false"/>
+                <w:sz w:val="18"/>
+                <w:szCs w:val="18"/>
+              </w:rPr>
+              <w:t xml:space="preserve">制作报价 24.0 万美元，上限按 22.0 万美元</w:t>
             </w:r>
           </w:p>
         </w:tc>
@@ -28192,7 +28192,7 @@
         </w:trPr>
         <w:tc>
           <w:tcPr>
-            <w:tcW w:type="dxa" w:w="4380"/>
+            <w:tcW w:type="dxa" w:w="4283"/>
             <w:tcBorders>
               <w:top w:val="single" w:color="BFBFBF" w:sz="4"/>
               <w:left w:val="single" w:color="BFBFBF" w:sz="4"/>
@@ -28224,7 +28224,7 @@
         </w:tc>
         <w:tc>
           <w:tcPr>
-            <w:tcW w:type="dxa" w:w="876"/>
+            <w:tcW w:type="dxa" w:w="1070"/>
             <w:tcBorders>
               <w:top w:val="single" w:color="BFBFBF" w:sz="4"/>
               <w:left w:val="single" w:color="BFBFBF" w:sz="4"/>
@@ -28256,33 +28256,33 @@
         </w:tc>
         <w:tc>
           <w:tcPr>
-            <w:tcW w:type="dxa" w:w="4382"/>
-            <w:tcBorders>
-              <w:top w:val="single" w:color="BFBFBF" w:sz="4"/>
-              <w:left w:val="single" w:color="BFBFBF" w:sz="4"/>
-              <w:bottom w:val="single" w:color="BFBFBF" w:sz="4"/>
-              <w:right w:val="single" w:color="BFBFBF" w:sz="4"/>
-            </w:tcBorders>
-            <w:tcMar>
-              <w:top w:type="dxa" w:w="60"/>
-              <w:left w:type="dxa" w:w="100"/>
-              <w:bottom w:type="dxa" w:w="60"/>
-              <w:right w:type="dxa" w:w="100"/>
-            </w:tcMar>
-          </w:tcPr>
-          <w:p>
-            <w:pPr>
-              <w:spacing w:after="0" w:line="260"/>
-            </w:pPr>
-            <w:r>
-              <w:rPr>
-                <w:rFonts w:ascii="Arial" w:cs="Arial" w:eastAsia="Microsoft YaHei" w:hAnsi="Arial"/>
-                <w:b w:val="false"/>
-                <w:bCs w:val="false"/>
-                <w:sz w:val="18"/>
-                <w:szCs w:val="18"/>
-              </w:rPr>
-              <w:t xml:space="preserve">2 月纽约发布会 2.0、芝加哥展 1.5、同等媒体覆盖的公关和拍摄 5.0</w:t>
+            <w:tcW w:type="dxa" w:w="4285"/>
+            <w:tcBorders>
+              <w:top w:val="single" w:color="BFBFBF" w:sz="4"/>
+              <w:left w:val="single" w:color="BFBFBF" w:sz="4"/>
+              <w:bottom w:val="single" w:color="BFBFBF" w:sz="4"/>
+              <w:right w:val="single" w:color="BFBFBF" w:sz="4"/>
+            </w:tcBorders>
+            <w:tcMar>
+              <w:top w:type="dxa" w:w="60"/>
+              <w:left w:type="dxa" w:w="100"/>
+              <w:bottom w:type="dxa" w:w="60"/>
+              <w:right w:type="dxa" w:w="100"/>
+            </w:tcMar>
+          </w:tcPr>
+          <w:p>
+            <w:pPr>
+              <w:spacing w:after="0" w:line="260"/>
+            </w:pPr>
+            <w:r>
+              <w:rPr>
+                <w:rFonts w:ascii="Arial" w:cs="Arial" w:eastAsia="Microsoft YaHei" w:hAnsi="Arial"/>
+                <w:b w:val="false"/>
+                <w:bCs w:val="false"/>
+                <w:sz w:val="18"/>
+                <w:szCs w:val="18"/>
+              </w:rPr>
+              <w:t xml:space="preserve">2 月纽约发布会 2.0 万美元、芝加哥展 1.5 万美元、同等媒体覆盖的公关和拍摄 5.0 万美元</w:t>
             </w:r>
           </w:p>
         </w:tc>
@@ -28293,7 +28293,7 @@
         </w:trPr>
         <w:tc>
           <w:tcPr>
-            <w:tcW w:type="dxa" w:w="4380"/>
+            <w:tcW w:type="dxa" w:w="4283"/>
             <w:tcBorders>
               <w:top w:val="single" w:color="BFBFBF" w:sz="4"/>
               <w:left w:val="single" w:color="BFBFBF" w:sz="4"/>
@@ -28325,7 +28325,7 @@
         </w:tc>
         <w:tc>
           <w:tcPr>
-            <w:tcW w:type="dxa" w:w="876"/>
+            <w:tcW w:type="dxa" w:w="1070"/>
             <w:tcBorders>
               <w:top w:val="single" w:color="BFBFBF" w:sz="4"/>
               <w:left w:val="single" w:color="BFBFBF" w:sz="4"/>
@@ -28357,7 +28357,7 @@
         </w:tc>
         <w:tc>
           <w:tcPr>
-            <w:tcW w:type="dxa" w:w="4382"/>
+            <w:tcW w:type="dxa" w:w="4285"/>
             <w:tcBorders>
               <w:top w:val="single" w:color="BFBFBF" w:sz="4"/>
               <w:left w:val="single" w:color="BFBFBF" w:sz="4"/>
@@ -28384,7 +28384,7 @@
         </w:trPr>
         <w:tc>
           <w:tcPr>
-            <w:tcW w:type="dxa" w:w="4380"/>
+            <w:tcW w:type="dxa" w:w="4283"/>
             <w:tcBorders>
               <w:top w:val="single" w:color="BFBFBF" w:sz="4"/>
               <w:left w:val="single" w:color="BFBFBF" w:sz="4"/>
@@ -28416,7 +28416,7 @@
         </w:tc>
         <w:tc>
           <w:tcPr>
-            <w:tcW w:type="dxa" w:w="876"/>
+            <w:tcW w:type="dxa" w:w="1070"/>
             <w:tcBorders>
               <w:top w:val="single" w:color="BFBFBF" w:sz="4"/>
               <w:left w:val="single" w:color="BFBFBF" w:sz="4"/>
@@ -28448,7 +28448,7 @@
         </w:tc>
         <w:tc>
           <w:tcPr>
-            <w:tcW w:type="dxa" w:w="4382"/>
+            <w:tcW w:type="dxa" w:w="4285"/>
             <w:tcBorders>
               <w:top w:val="single" w:color="BFBFBF" w:sz="4"/>
               <w:left w:val="single" w:color="BFBFBF" w:sz="4"/>
@@ -28485,7 +28485,7 @@
         </w:trPr>
         <w:tc>
           <w:tcPr>
-            <w:tcW w:type="dxa" w:w="4380"/>
+            <w:tcW w:type="dxa" w:w="4283"/>
             <w:tcBorders>
               <w:top w:val="single" w:color="BFBFBF" w:sz="4"/>
               <w:left w:val="single" w:color="BFBFBF" w:sz="4"/>
@@ -28517,7 +28517,7 @@
         </w:tc>
         <w:tc>
           <w:tcPr>
-            <w:tcW w:type="dxa" w:w="876"/>
+            <w:tcW w:type="dxa" w:w="1070"/>
             <w:tcBorders>
               <w:top w:val="single" w:color="BFBFBF" w:sz="4"/>
               <w:left w:val="single" w:color="BFBFBF" w:sz="4"/>
@@ -28549,7 +28549,7 @@
         </w:tc>
         <w:tc>
           <w:tcPr>
-            <w:tcW w:type="dxa" w:w="4382"/>
+            <w:tcW w:type="dxa" w:w="4285"/>
             <w:tcBorders>
               <w:top w:val="single" w:color="BFBFBF" w:sz="4"/>
               <w:left w:val="single" w:color="BFBFBF" w:sz="4"/>
@@ -28586,7 +28586,7 @@
         </w:trPr>
         <w:tc>
           <w:tcPr>
-            <w:tcW w:type="dxa" w:w="4380"/>
+            <w:tcW w:type="dxa" w:w="4283"/>
             <w:tcBorders>
               <w:top w:val="single" w:color="BFBFBF" w:sz="4"/>
               <w:left w:val="single" w:color="BFBFBF" w:sz="4"/>
@@ -28618,7 +28618,7 @@
         </w:tc>
         <w:tc>
           <w:tcPr>
-            <w:tcW w:type="dxa" w:w="876"/>
+            <w:tcW w:type="dxa" w:w="1070"/>
             <w:tcBorders>
               <w:top w:val="single" w:color="BFBFBF" w:sz="4"/>
               <w:left w:val="single" w:color="BFBFBF" w:sz="4"/>
@@ -28650,7 +28650,7 @@
         </w:tc>
         <w:tc>
           <w:tcPr>
-            <w:tcW w:type="dxa" w:w="4382"/>
+            <w:tcW w:type="dxa" w:w="4285"/>
             <w:tcBorders>
               <w:top w:val="single" w:color="BFBFBF" w:sz="4"/>
               <w:left w:val="single" w:color="BFBFBF" w:sz="4"/>
@@ -28687,7 +28687,7 @@
         </w:trPr>
         <w:tc>
           <w:tcPr>
-            <w:tcW w:type="dxa" w:w="4380"/>
+            <w:tcW w:type="dxa" w:w="4283"/>
             <w:tcBorders>
               <w:top w:val="single" w:color="BFBFBF" w:sz="4"/>
               <w:left w:val="single" w:color="BFBFBF" w:sz="4"/>
@@ -28719,7 +28719,7 @@
         </w:tc>
         <w:tc>
           <w:tcPr>
-            <w:tcW w:type="dxa" w:w="876"/>
+            <w:tcW w:type="dxa" w:w="1070"/>
             <w:tcBorders>
               <w:top w:val="single" w:color="BFBFBF" w:sz="4"/>
               <w:left w:val="single" w:color="BFBFBF" w:sz="4"/>
@@ -28751,7 +28751,7 @@
         </w:tc>
         <w:tc>
           <w:tcPr>
-            <w:tcW w:type="dxa" w:w="4382"/>
+            <w:tcW w:type="dxa" w:w="4285"/>
             <w:tcBorders>
               <w:top w:val="single" w:color="BFBFBF" w:sz="4"/>
               <w:left w:val="single" w:color="BFBFBF" w:sz="4"/>
@@ -28778,7 +28778,7 @@
         </w:trPr>
         <w:tc>
           <w:tcPr>
-            <w:tcW w:type="dxa" w:w="4380"/>
+            <w:tcW w:type="dxa" w:w="4283"/>
             <w:tcBorders>
               <w:top w:val="single" w:color="BFBFBF" w:sz="4"/>
               <w:left w:val="single" w:color="BFBFBF" w:sz="4"/>
@@ -28810,39 +28810,39 @@
         </w:tc>
         <w:tc>
           <w:tcPr>
-            <w:tcW w:type="dxa" w:w="876"/>
-            <w:tcBorders>
-              <w:top w:val="single" w:color="BFBFBF" w:sz="4"/>
-              <w:left w:val="single" w:color="BFBFBF" w:sz="4"/>
-              <w:bottom w:val="single" w:color="BFBFBF" w:sz="4"/>
-              <w:right w:val="single" w:color="BFBFBF" w:sz="4"/>
-            </w:tcBorders>
-            <w:tcMar>
-              <w:top w:type="dxa" w:w="60"/>
-              <w:left w:type="dxa" w:w="100"/>
-              <w:bottom w:type="dxa" w:w="60"/>
-              <w:right w:type="dxa" w:w="100"/>
-            </w:tcMar>
-          </w:tcPr>
-          <w:p>
-            <w:pPr>
-              <w:spacing w:after="0" w:line="260"/>
-            </w:pPr>
-            <w:r>
-              <w:rPr>
-                <w:rFonts w:ascii="Arial" w:cs="Arial" w:eastAsia="Microsoft YaHei" w:hAnsi="Arial"/>
-                <w:b w:val="false"/>
-                <w:bCs w:val="false"/>
-                <w:sz w:val="18"/>
-                <w:szCs w:val="18"/>
-              </w:rPr>
-              <w:t xml:space="preserve">约 18.2</w:t>
-            </w:r>
-          </w:p>
-        </w:tc>
-        <w:tc>
-          <w:tcPr>
-            <w:tcW w:type="dxa" w:w="4382"/>
+            <w:tcW w:type="dxa" w:w="1070"/>
+            <w:tcBorders>
+              <w:top w:val="single" w:color="BFBFBF" w:sz="4"/>
+              <w:left w:val="single" w:color="BFBFBF" w:sz="4"/>
+              <w:bottom w:val="single" w:color="BFBFBF" w:sz="4"/>
+              <w:right w:val="single" w:color="BFBFBF" w:sz="4"/>
+            </w:tcBorders>
+            <w:tcMar>
+              <w:top w:type="dxa" w:w="60"/>
+              <w:left w:type="dxa" w:w="100"/>
+              <w:bottom w:type="dxa" w:w="60"/>
+              <w:right w:type="dxa" w:w="100"/>
+            </w:tcMar>
+          </w:tcPr>
+          <w:p>
+            <w:pPr>
+              <w:spacing w:after="0" w:line="260"/>
+            </w:pPr>
+            <w:r>
+              <w:rPr>
+                <w:rFonts w:ascii="Arial" w:cs="Arial" w:eastAsia="Microsoft YaHei" w:hAnsi="Arial"/>
+                <w:b w:val="false"/>
+                <w:bCs w:val="false"/>
+                <w:sz w:val="18"/>
+                <w:szCs w:val="18"/>
+              </w:rPr>
+              <w:t xml:space="preserve">约 18.2 万美元</w:t>
+            </w:r>
+          </w:p>
+        </w:tc>
+        <w:tc>
+          <w:tcPr>
+            <w:tcW w:type="dxa" w:w="4285"/>
             <w:tcBorders>
               <w:top w:val="single" w:color="BFBFBF" w:sz="4"/>
               <w:left w:val="single" w:color="BFBFBF" w:sz="4"/>
@@ -28879,7 +28879,7 @@
         </w:trPr>
         <w:tc>
           <w:tcPr>
-            <w:tcW w:type="dxa" w:w="4380"/>
+            <w:tcW w:type="dxa" w:w="4283"/>
             <w:tcBorders>
               <w:top w:val="single" w:color="BFBFBF" w:sz="4"/>
               <w:left w:val="single" w:color="BFBFBF" w:sz="4"/>
@@ -28911,7 +28911,7 @@
         </w:tc>
         <w:tc>
           <w:tcPr>
-            <w:tcW w:type="dxa" w:w="876"/>
+            <w:tcW w:type="dxa" w:w="1070"/>
             <w:tcBorders>
               <w:top w:val="single" w:color="BFBFBF" w:sz="4"/>
               <w:left w:val="single" w:color="BFBFBF" w:sz="4"/>
@@ -28943,7 +28943,7 @@
         </w:tc>
         <w:tc>
           <w:tcPr>
-            <w:tcW w:type="dxa" w:w="4382"/>
+            <w:tcW w:type="dxa" w:w="4285"/>
             <w:tcBorders>
               <w:top w:val="single" w:color="BFBFBF" w:sz="4"/>
               <w:left w:val="single" w:color="BFBFBF" w:sz="4"/>
@@ -31245,7 +31245,7 @@
                 <w:sz w:val="18"/>
                 <w:szCs w:val="18"/>
               </w:rPr>
-              <w:t xml:space="preserve">中期检查：名单 ≥2,500；买手预约 ≥20；账户和商品页就绪</w:t>
+              <w:t xml:space="preserve">中期检查：名单 ≥2,500 人；买手预约 ≥20 场；账户和商品页就绪</w:t>
             </w:r>
           </w:p>
         </w:tc>
@@ -32442,7 +32442,7 @@
                 <w:sz w:val="18"/>
                 <w:szCs w:val="18"/>
               </w:rPr>
-              <w:t xml:space="preserve">中期检查：定金 ≥120；名单 ≥4,000；样品请求 ≥15；预售获客成本；报道篇数</w:t>
+              <w:t xml:space="preserve">中期检查：定金 ≥120 台；名单 ≥4,000 人；样品请求 ≥15 家；预售获客成本；报道篇数</w:t>
             </w:r>
           </w:p>
         </w:tc>
@@ -33089,7 +33089,7 @@
           <w:sz w:val="21"/>
           <w:szCs w:val="21"/>
         </w:rPr>
-        <w:t xml:space="preserve">第三阶段，7 月 1 日到 12 月 31 日，31.7 万美元，只有第二阶段通过才启动：门店 6 个月租约加装修 12.6；7 月 13 日停电 50 周年活动 2.5；街头活动 1 个点（许可 3,100 美元起，提前 14 到 60 天申请）1.0；颜色编号限量版 300 台 1.8 加预留 1.5；联名保底 2.0（未接触）；内容 4.8；公关 3.0；12 月橱窗和酒店客房 2.0；礼品平台 0.5。</w:t>
+        <w:t xml:space="preserve">第三阶段，7 月 1 日到 12 月 31 日，31.7 万美元，只有第二阶段通过才启动：门店 6 个月租约加装修 12.6 万美元；7 月 13 日停电 50 周年活动 2.5 万美元；街头活动 1 个点（许可 3,100 美元起，提前 14 到 60 天申请）1.0 万美元；颜色编号限量版 300 台 1.8 万美元加预留 1.5 万美元；联名保底 2.0 万美元（未接触）；内容 4.8 万美元；公关 3.0 万美元；12 月橱窗和酒店客房 2.0 万美元；礼品平台 0.5 万美元。</w:t>
       </w:r>
     </w:p>
     <w:sectPr>

--- a/docs/final/JUDE-美国首发决策方案.docx
+++ b/docs/final/JUDE-美国首发决策方案.docx
@@ -25337,7 +25337,7 @@
                 <w:sz w:val="18"/>
                 <w:szCs w:val="18"/>
               </w:rPr>
-              <w:t xml:space="preserve">4,636 台</w:t>
+              <w:t xml:space="preserve">5,026 台</w:t>
             </w:r>
           </w:p>
         </w:tc>
@@ -25369,7 +25369,7 @@
                 <w:sz w:val="18"/>
                 <w:szCs w:val="18"/>
               </w:rPr>
-              <w:t xml:space="preserve">303.4 万美元</w:t>
+              <w:t xml:space="preserve">323.7 万美元</w:t>
             </w:r>
           </w:p>
         </w:tc>
@@ -25401,7 +25401,7 @@
                 <w:sz w:val="18"/>
                 <w:szCs w:val="18"/>
               </w:rPr>
-              <w:t xml:space="preserve">78.7 万美元</w:t>
+              <w:t xml:space="preserve">79.9 万美元</w:t>
             </w:r>
           </w:p>
         </w:tc>
@@ -25433,7 +25433,7 @@
                 <w:sz w:val="18"/>
                 <w:szCs w:val="18"/>
               </w:rPr>
-              <w:t xml:space="preserve">-50.8 万美元</w:t>
+              <w:t xml:space="preserve">-77.5 万美元</w:t>
             </w:r>
           </w:p>
         </w:tc>
@@ -25465,7 +25465,7 @@
                 <w:sz w:val="18"/>
                 <w:szCs w:val="18"/>
               </w:rPr>
-              <w:t xml:space="preserve">-60.9 万美元</w:t>
+              <w:t xml:space="preserve">-88.9 万美元</w:t>
             </w:r>
           </w:p>
         </w:tc>
@@ -25497,7 +25497,7 @@
                 <w:sz w:val="18"/>
                 <w:szCs w:val="18"/>
               </w:rPr>
-              <w:t xml:space="preserve">-69.9 万美元</w:t>
+              <w:t xml:space="preserve">-98.9 万美元</w:t>
             </w:r>
           </w:p>
         </w:tc>
@@ -25561,7 +25561,7 @@
                 <w:sz w:val="18"/>
                 <w:szCs w:val="18"/>
               </w:rPr>
-              <w:t xml:space="preserve">30.2 万美元</w:t>
+              <w:t xml:space="preserve">34.0 万美元</w:t>
             </w:r>
           </w:p>
         </w:tc>
@@ -25593,7 +25593,7 @@
                 <w:sz w:val="18"/>
                 <w:szCs w:val="18"/>
               </w:rPr>
-              <w:t xml:space="preserve">-21.9 万美元</w:t>
+              <w:t xml:space="preserve">-50.1 万美元</w:t>
             </w:r>
           </w:p>
         </w:tc>
